--- a/SP2/СИ.Практическая работа 18.docx
+++ b/SP2/СИ.Практическая работа 18.docx
@@ -1,6 +1,6 @@
 
 <file path=word/document.xml><?xml version="1.0" encoding="utf-8"?>
-<w:document xmlns:wpc="http://schemas.microsoft.com/office/word/2010/wordprocessingCanvas" xmlns:cx="http://schemas.microsoft.com/office/drawing/2014/chartex" xmlns:cx1="http://schemas.microsoft.com/office/drawing/2015/9/8/chartex" xmlns:cx2="http://schemas.microsoft.com/office/drawing/2015/10/21/chartex" xmlns:cx3="http://schemas.microsoft.com/office/drawing/2016/5/9/chartex" xmlns:cx4="http://schemas.microsoft.com/office/drawing/2016/5/10/chartex" xmlns:cx5="http://schemas.microsoft.com/office/drawing/2016/5/11/chartex" xmlns:cx6="http://schemas.microsoft.com/office/drawing/2016/5/12/chartex" xmlns:cx7="http://schemas.microsoft.com/office/drawing/2016/5/13/chartex" xmlns:cx8="http://schemas.microsoft.com/office/drawing/2016/5/14/chartex" xmlns:mc="http://schemas.openxmlformats.org/markup-compatibility/2006" xmlns:aink="http://schemas.microsoft.com/office/drawing/2016/ink" xmlns:am3d="http://schemas.microsoft.com/office/drawing/2017/model3d" xmlns:o="urn:schemas-microsoft-com:office:office" xmlns:oel="http://schemas.microsoft.com/office/2019/extlst" xmlns:r="http://schemas.openxmlformats.org/officeDocument/2006/relationships" xmlns:m="http://schemas.openxmlformats.org/officeDocument/2006/math" xmlns:v="urn:schemas-microsoft-com:vml" xmlns:wp14="http://schemas.microsoft.com/office/word/2010/wordprocessingDrawing" xmlns:wp="http://schemas.openxmlformats.org/drawingml/2006/wordprocessingDrawing" xmlns:w10="urn:schemas-microsoft-com:office:word" xmlns:w="http://schemas.openxmlformats.org/wordprocessingml/2006/main" xmlns:w14="http://schemas.microsoft.com/office/word/2010/wordml" xmlns:w15="http://schemas.microsoft.com/office/word/2012/wordml" xmlns:w16cex="http://schemas.microsoft.com/office/word/2018/wordml/cex" xmlns:w16cid="http://schemas.microsoft.com/office/word/2016/wordml/cid" xmlns:w16="http://schemas.microsoft.com/office/word/2018/wordml" xmlns:w16du="http://schemas.microsoft.com/office/word/2023/wordml/word16du" xmlns:w16sdtdh="http://schemas.microsoft.com/office/word/2020/wordml/sdtdatahash" xmlns:w16sdtfl="http://schemas.microsoft.com/office/word/2024/wordml/sdtformatlock" xmlns:w16se="http://schemas.microsoft.com/office/word/2015/wordml/symex" xmlns:wpg="http://schemas.microsoft.com/office/word/2010/wordprocessingGroup" xmlns:wpi="http://schemas.microsoft.com/office/word/2010/wordprocessingInk" xmlns:wne="http://schemas.microsoft.com/office/word/2006/wordml" xmlns:wps="http://schemas.microsoft.com/office/word/2010/wordprocessingShape" mc:Ignorable="w14 w15 w16se w16cid w16 w16cex w16sdtdh w16sdtfl w16du wp14">
+<w:document xmlns:ve="http://schemas.openxmlformats.org/markup-compatibility/2006" xmlns:o="urn:schemas-microsoft-com:office:office" xmlns:r="http://schemas.openxmlformats.org/officeDocument/2006/relationships" xmlns:m="http://schemas.openxmlformats.org/officeDocument/2006/math" xmlns:v="urn:schemas-microsoft-com:vml" xmlns:wp="http://schemas.openxmlformats.org/drawingml/2006/wordprocessingDrawing" xmlns:w10="urn:schemas-microsoft-com:office:word" xmlns:w="http://schemas.openxmlformats.org/wordprocessingml/2006/main" xmlns:wne="http://schemas.microsoft.com/office/word/2006/wordml">
   <w:body>
     <w:p>
       <w:pPr>
@@ -40,7 +40,6 @@
           <w:sz w:val="90"/>
           <w:szCs w:val="90"/>
           <w:lang w:eastAsia="ru-RU"/>
-          <w14:ligatures w14:val="none"/>
         </w:rPr>
         <w:t xml:space="preserve"> </w:t>
       </w:r>
@@ -68,54 +67,12 @@
     </w:p>
     <w:p>
       <w:r>
-        <w:t>Поскольку массивы в C статические, то создание многомерных массивов</w:t>
-      </w:r>
-      <w:r>
-        <w:t xml:space="preserve"> </w:t>
-      </w:r>
-      <w:r>
-        <w:t>и их использование в функциях требует предварительной разметки памяти при</w:t>
-      </w:r>
-      <w:r>
-        <w:t xml:space="preserve"> </w:t>
-      </w:r>
-      <w:r>
-        <w:t>компиляции, что делает невозможным их изменение внутри функций.</w:t>
-      </w:r>
-    </w:p>
-    <w:p>
-      <w:r>
-        <w:t>Одним из решений этой проблемы является представление двумерного</w:t>
-      </w:r>
-      <w:r>
-        <w:t xml:space="preserve"> </w:t>
-      </w:r>
-      <w:r>
-        <w:t>массива как массива указателей. То есть вместо выделения единого</w:t>
-      </w:r>
-      <w:r>
-        <w:t xml:space="preserve"> </w:t>
-      </w:r>
-      <w:r>
-        <w:t>непрерывного блока памяти для всего массива, мы выделяем память для</w:t>
-      </w:r>
-      <w:r>
-        <w:t xml:space="preserve"> </w:t>
-      </w:r>
-      <w:r>
-        <w:t>каждого столбца – одномерного массива отдельно. Каждый элемент массива</w:t>
-      </w:r>
-      <w:r>
-        <w:t xml:space="preserve"> </w:t>
-      </w:r>
-      <w:r>
-        <w:t>указателей будет указывать на начало соответствующего одномерного</w:t>
-      </w:r>
-      <w:r>
-        <w:t xml:space="preserve"> </w:t>
-      </w:r>
-      <w:r>
-        <w:t>массива.</w:t>
+        <w:t>Поскольку массивы в C статические, то создание многомерных массивов и их использование в функциях требует предварительной разметки памяти при компиляции, что делает невозможным их изменение внутри функций.</w:t>
+      </w:r>
+    </w:p>
+    <w:p>
+      <w:r>
+        <w:t>Одним из решений этой проблемы является представление двумерного массива как массива указателей. То есть вместо выделения единого непрерывного блока памяти для всего массива, мы выделяем память для каждого столбца – одномерного массива отдельно. Каждый элемент массива указателей будет указывать на начало соответствующего одномерного массива.</w:t>
       </w:r>
     </w:p>
     <w:p>
@@ -123,8 +80,12 @@
         <w:keepNext/>
       </w:pPr>
       <w:r>
+        <w:rPr>
+          <w:noProof/>
+          <w:lang w:eastAsia="ru-RU"/>
+        </w:rPr>
         <w:drawing>
-          <wp:inline distT="0" distB="0" distL="0" distR="0" wp14:anchorId="4C202B51" wp14:editId="66E2327E">
+          <wp:inline distT="0" distB="0" distL="0" distR="0">
             <wp:extent cx="5940425" cy="1533525"/>
             <wp:effectExtent l="0" t="0" r="3175" b="9525"/>
             <wp:docPr id="341392648" name="Рисунок 1"/>
@@ -139,7 +100,7 @@
                     <pic:cNvPicPr/>
                   </pic:nvPicPr>
                   <pic:blipFill>
-                    <a:blip r:embed="rId5"/>
+                    <a:blip r:embed="rId5" cstate="print"/>
                     <a:stretch>
                       <a:fillRect/>
                     </a:stretch>
@@ -201,13 +162,7 @@
     </w:p>
     <w:p>
       <w:r>
-        <w:t>2) Проход в цикле по каждому указателю из M и выделение памяти для</w:t>
-      </w:r>
-      <w:r>
-        <w:t xml:space="preserve"> </w:t>
-      </w:r>
-      <w:r>
-        <w:t>каждой строки – N элементов одномерного массива</w:t>
+        <w:t>2) Проход в цикле по каждому указателю из M и выделение памяти для каждой строки – N элементов одномерного массива</w:t>
       </w:r>
     </w:p>
     <w:p>
@@ -222,17 +177,14 @@
     </w:p>
     <w:p>
       <w:r>
-        <w:t>У</w:t>
-      </w:r>
-      <w:r>
-        <w:t>казателей</w:t>
+        <w:t>Указателей</w:t>
       </w:r>
     </w:p>
     <w:tbl>
       <w:tblPr>
         <w:tblStyle w:val="ad"/>
         <w:tblW w:w="0" w:type="auto"/>
-        <w:tblLook w:val="04A0" w:firstRow="1" w:lastRow="0" w:firstColumn="1" w:lastColumn="0" w:noHBand="0" w:noVBand="1"/>
+        <w:tblLook w:val="04A0"/>
       </w:tblPr>
       <w:tblGrid>
         <w:gridCol w:w="2404"/>
@@ -251,15 +203,15 @@
               <w:jc w:val="center"/>
             </w:pPr>
             <w:r>
-              <w:t xml:space="preserve">Первый массив </w:t>
+              <w:t>Первый массив</w:t>
             </w:r>
             <w:proofErr w:type="gramStart"/>
             <w:r>
-              <w:t>А[</w:t>
+              <w:t xml:space="preserve"> А</w:t>
             </w:r>
             <w:proofErr w:type="gramEnd"/>
             <w:r>
-              <w:t>0]</w:t>
+              <w:t>[0]</w:t>
             </w:r>
           </w:p>
         </w:tc>
@@ -272,15 +224,15 @@
               <w:jc w:val="center"/>
             </w:pPr>
             <w:r>
-              <w:t xml:space="preserve">Второй массив </w:t>
+              <w:t>Второй массив</w:t>
             </w:r>
             <w:proofErr w:type="gramStart"/>
             <w:r>
-              <w:t>А[</w:t>
+              <w:t xml:space="preserve"> А</w:t>
             </w:r>
             <w:proofErr w:type="gramEnd"/>
             <w:r>
-              <w:t>1]</w:t>
+              <w:t>[1]</w:t>
             </w:r>
           </w:p>
         </w:tc>
@@ -293,15 +245,15 @@
               <w:jc w:val="center"/>
             </w:pPr>
             <w:r>
-              <w:t xml:space="preserve">Третий массив </w:t>
+              <w:t>Третий массив</w:t>
             </w:r>
             <w:proofErr w:type="gramStart"/>
             <w:r>
-              <w:t>А[</w:t>
+              <w:t xml:space="preserve"> А</w:t>
             </w:r>
             <w:proofErr w:type="gramEnd"/>
             <w:r>
-              <w:t>2]</w:t>
+              <w:t>[2]</w:t>
             </w:r>
           </w:p>
         </w:tc>
@@ -418,17 +370,43 @@
       </w:tr>
     </w:tbl>
     <w:p>
-      <w:r>
-        <w:t>Обратите внимание массив указателей **A включает указатель на</w:t>
+      <w:proofErr w:type="gramStart"/>
+      <w:r>
+        <w:t>Обратите внимание массив указателей **A включает</w:t>
+      </w:r>
+      <w:proofErr w:type="gramEnd"/>
+      <w:r>
+        <w:t xml:space="preserve"> указатель на массив</w:t>
       </w:r>
       <w:r>
         <w:t xml:space="preserve"> </w:t>
       </w:r>
       <w:r>
-        <w:t>массив</w:t>
-      </w:r>
-      <w:r>
-        <w:t xml:space="preserve"> </w:t>
+        <w:rPr>
+          <w:lang w:val="en-US"/>
+        </w:rPr>
+        <w:t>A</w:t>
+      </w:r>
+      <w:r>
+        <w:t xml:space="preserve">[0], </w:t>
+      </w:r>
+      <w:r>
+        <w:rPr>
+          <w:lang w:val="en-US"/>
+        </w:rPr>
+        <w:t>A</w:t>
+      </w:r>
+      <w:r>
+        <w:t xml:space="preserve">[1], </w:t>
+      </w:r>
+      <w:r>
+        <w:rPr>
+          <w:lang w:val="en-US"/>
+        </w:rPr>
+        <w:t>A</w:t>
+      </w:r>
+      <w:r>
+        <w:t xml:space="preserve">[2] ... </w:t>
       </w:r>
       <w:proofErr w:type="gramStart"/>
       <w:r>
@@ -442,41 +420,13 @@
       </w:r>
       <w:proofErr w:type="gramEnd"/>
       <w:r>
-        <w:t xml:space="preserve">0], </w:t>
-      </w:r>
-      <w:proofErr w:type="gramStart"/>
-      <w:r>
-        <w:rPr>
-          <w:lang w:val="en-US"/>
-        </w:rPr>
-        <w:t>A</w:t>
-      </w:r>
-      <w:r>
-        <w:t>[</w:t>
-      </w:r>
-      <w:proofErr w:type="gramEnd"/>
-      <w:r>
-        <w:t xml:space="preserve">1], </w:t>
-      </w:r>
-      <w:proofErr w:type="gramStart"/>
-      <w:r>
-        <w:rPr>
-          <w:lang w:val="en-US"/>
-        </w:rPr>
-        <w:t>A</w:t>
-      </w:r>
-      <w:r>
-        <w:t>[</w:t>
-      </w:r>
-      <w:proofErr w:type="gramEnd"/>
-      <w:r>
-        <w:t xml:space="preserve">2] ... </w:t>
-      </w:r>
-      <w:r>
-        <w:rPr>
-          <w:lang w:val="en-US"/>
-        </w:rPr>
-        <w:t xml:space="preserve">A[M-1]. </w:t>
+        <w:rPr>
+          <w:lang w:val="en-US"/>
+        </w:rPr>
+        <w:t>M</w:t>
+      </w:r>
+      <w:r>
+        <w:t xml:space="preserve">-1]. </w:t>
       </w:r>
       <w:r>
         <w:t xml:space="preserve">Каждый из </w:t>
@@ -487,13 +437,15 @@
       </w:r>
       <w:proofErr w:type="spellEnd"/>
       <w:r>
-        <w:t xml:space="preserve"> A[i] – это</w:t>
-      </w:r>
-      <w:r>
-        <w:t xml:space="preserve"> </w:t>
-      </w:r>
-      <w:r>
-        <w:t>отдельный массив из N элементов.</w:t>
+        <w:t xml:space="preserve"> A[</w:t>
+      </w:r>
+      <w:proofErr w:type="spellStart"/>
+      <w:r>
+        <w:t>i</w:t>
+      </w:r>
+      <w:proofErr w:type="spellEnd"/>
+      <w:r>
+        <w:t>] – это отдельный массив из N элементов.</w:t>
       </w:r>
     </w:p>
     <w:p/>
@@ -509,11 +461,19 @@
           <w:lang w:val="en-US"/>
         </w:rPr>
       </w:pPr>
-      <w:r>
-        <w:rPr>
-          <w:lang w:val="en-US"/>
-        </w:rPr>
-        <w:t>double **</w:t>
+      <w:proofErr w:type="gramStart"/>
+      <w:r>
+        <w:rPr>
+          <w:lang w:val="en-US"/>
+        </w:rPr>
+        <w:t>double</w:t>
+      </w:r>
+      <w:proofErr w:type="gramEnd"/>
+      <w:r>
+        <w:rPr>
+          <w:lang w:val="en-US"/>
+        </w:rPr>
+        <w:t xml:space="preserve"> **</w:t>
       </w:r>
       <w:proofErr w:type="spellStart"/>
       <w:r>
@@ -527,14 +487,195 @@
         <w:rPr>
           <w:lang w:val="en-US"/>
         </w:rPr>
-        <w:t xml:space="preserve"> = (double *</w:t>
-      </w:r>
+        <w:t xml:space="preserve"> = (double **)</w:t>
+      </w:r>
+      <w:proofErr w:type="spellStart"/>
+      <w:r>
+        <w:rPr>
+          <w:lang w:val="en-US"/>
+        </w:rPr>
+        <w:t>calloc</w:t>
+      </w:r>
+      <w:proofErr w:type="spellEnd"/>
+      <w:r>
+        <w:rPr>
+          <w:lang w:val="en-US"/>
+        </w:rPr>
+        <w:t xml:space="preserve">(row, </w:t>
+      </w:r>
+      <w:proofErr w:type="spellStart"/>
+      <w:r>
+        <w:rPr>
+          <w:lang w:val="en-US"/>
+        </w:rPr>
+        <w:t>sizeof</w:t>
+      </w:r>
+      <w:proofErr w:type="spellEnd"/>
+      <w:r>
+        <w:rPr>
+          <w:lang w:val="en-US"/>
+        </w:rPr>
+        <w:t>(double *));</w:t>
+      </w:r>
+    </w:p>
+    <w:p>
+      <w:pPr>
+        <w:rPr>
+          <w:lang w:val="en-US"/>
+        </w:rPr>
+      </w:pPr>
       <w:proofErr w:type="gramStart"/>
       <w:r>
         <w:rPr>
           <w:lang w:val="en-US"/>
         </w:rPr>
-        <w:t>*)</w:t>
+        <w:t>if</w:t>
+      </w:r>
+      <w:proofErr w:type="gramEnd"/>
+      <w:r>
+        <w:rPr>
+          <w:lang w:val="en-US"/>
+        </w:rPr>
+        <w:t xml:space="preserve"> (</w:t>
+      </w:r>
+      <w:proofErr w:type="spellStart"/>
+      <w:r>
+        <w:rPr>
+          <w:lang w:val="en-US"/>
+        </w:rPr>
+        <w:t>prt</w:t>
+      </w:r>
+      <w:proofErr w:type="spellEnd"/>
+      <w:r>
+        <w:rPr>
+          <w:lang w:val="en-US"/>
+        </w:rPr>
+        <w:t xml:space="preserve"> != NULL) {</w:t>
+      </w:r>
+    </w:p>
+    <w:p>
+      <w:pPr>
+        <w:rPr>
+          <w:lang w:val="en-US"/>
+        </w:rPr>
+      </w:pPr>
+      <w:proofErr w:type="gramStart"/>
+      <w:r>
+        <w:rPr>
+          <w:lang w:val="en-US"/>
+        </w:rPr>
+        <w:t>for</w:t>
+      </w:r>
+      <w:proofErr w:type="gramEnd"/>
+      <w:r>
+        <w:rPr>
+          <w:lang w:val="en-US"/>
+        </w:rPr>
+        <w:t xml:space="preserve"> (</w:t>
+      </w:r>
+      <w:proofErr w:type="spellStart"/>
+      <w:r>
+        <w:rPr>
+          <w:lang w:val="en-US"/>
+        </w:rPr>
+        <w:t>int</w:t>
+      </w:r>
+      <w:proofErr w:type="spellEnd"/>
+      <w:r>
+        <w:rPr>
+          <w:lang w:val="en-US"/>
+        </w:rPr>
+        <w:t xml:space="preserve"> </w:t>
+      </w:r>
+      <w:proofErr w:type="spellStart"/>
+      <w:r>
+        <w:rPr>
+          <w:lang w:val="en-US"/>
+        </w:rPr>
+        <w:t>i</w:t>
+      </w:r>
+      <w:proofErr w:type="spellEnd"/>
+      <w:r>
+        <w:rPr>
+          <w:lang w:val="en-US"/>
+        </w:rPr>
+        <w:t xml:space="preserve"> = 0; </w:t>
+      </w:r>
+      <w:proofErr w:type="spellStart"/>
+      <w:r>
+        <w:rPr>
+          <w:lang w:val="en-US"/>
+        </w:rPr>
+        <w:t>i</w:t>
+      </w:r>
+      <w:proofErr w:type="spellEnd"/>
+      <w:r>
+        <w:rPr>
+          <w:lang w:val="en-US"/>
+        </w:rPr>
+        <w:t xml:space="preserve"> &lt; row; </w:t>
+      </w:r>
+      <w:proofErr w:type="spellStart"/>
+      <w:r>
+        <w:rPr>
+          <w:lang w:val="en-US"/>
+        </w:rPr>
+        <w:t>i</w:t>
+      </w:r>
+      <w:proofErr w:type="spellEnd"/>
+      <w:r>
+        <w:rPr>
+          <w:lang w:val="en-US"/>
+        </w:rPr>
+        <w:t>++)</w:t>
+      </w:r>
+    </w:p>
+    <w:p>
+      <w:pPr>
+        <w:rPr>
+          <w:lang w:val="en-US"/>
+        </w:rPr>
+      </w:pPr>
+      <w:r>
+        <w:rPr>
+          <w:lang w:val="en-US"/>
+        </w:rPr>
+        <w:t>*(</w:t>
+      </w:r>
+      <w:proofErr w:type="spellStart"/>
+      <w:r>
+        <w:rPr>
+          <w:lang w:val="en-US"/>
+        </w:rPr>
+        <w:t>prt</w:t>
+      </w:r>
+      <w:proofErr w:type="spellEnd"/>
+      <w:r>
+        <w:rPr>
+          <w:lang w:val="en-US"/>
+        </w:rPr>
+        <w:t xml:space="preserve"> + </w:t>
+      </w:r>
+      <w:proofErr w:type="spellStart"/>
+      <w:r>
+        <w:rPr>
+          <w:lang w:val="en-US"/>
+        </w:rPr>
+        <w:t>i</w:t>
+      </w:r>
+      <w:proofErr w:type="spellEnd"/>
+      <w:r>
+        <w:rPr>
+          <w:lang w:val="en-US"/>
+        </w:rPr>
+        <w:t>) = (double *</w:t>
+      </w:r>
+      <w:proofErr w:type="gramStart"/>
+      <w:r>
+        <w:rPr>
+          <w:lang w:val="en-US"/>
+        </w:rPr>
+        <w:t>)</w:t>
       </w:r>
       <w:proofErr w:type="spellStart"/>
       <w:r>
@@ -549,10 +690,23 @@
         <w:rPr>
           <w:lang w:val="en-US"/>
         </w:rPr>
-        <w:t xml:space="preserve">(row, </w:t>
-      </w:r>
-      <w:proofErr w:type="spellStart"/>
-      <w:proofErr w:type="gramStart"/>
+        <w:t>(</w:t>
+      </w:r>
+      <w:proofErr w:type="spellStart"/>
+      <w:r>
+        <w:rPr>
+          <w:lang w:val="en-US"/>
+        </w:rPr>
+        <w:t>col</w:t>
+      </w:r>
+      <w:proofErr w:type="spellEnd"/>
+      <w:r>
+        <w:rPr>
+          <w:lang w:val="en-US"/>
+        </w:rPr>
+        <w:t xml:space="preserve">, </w:t>
+      </w:r>
+      <w:proofErr w:type="spellStart"/>
       <w:r>
         <w:rPr>
           <w:lang w:val="en-US"/>
@@ -564,50 +718,46 @@
         <w:rPr>
           <w:lang w:val="en-US"/>
         </w:rPr>
-        <w:t>(</w:t>
-      </w:r>
-      <w:proofErr w:type="gramEnd"/>
-      <w:r>
-        <w:rPr>
-          <w:lang w:val="en-US"/>
-        </w:rPr>
-        <w:t>double *));</w:t>
-      </w:r>
-    </w:p>
-    <w:p>
-      <w:proofErr w:type="spellStart"/>
-      <w:r>
-        <w:t>if</w:t>
-      </w:r>
-      <w:proofErr w:type="spellEnd"/>
-      <w:r>
-        <w:t xml:space="preserve"> (</w:t>
-      </w:r>
-      <w:proofErr w:type="spellStart"/>
-      <w:proofErr w:type="gramStart"/>
-      <w:r>
-        <w:t>prt</w:t>
-      </w:r>
-      <w:proofErr w:type="spellEnd"/>
-      <w:r>
-        <w:t xml:space="preserve"> !</w:t>
-      </w:r>
-      <w:proofErr w:type="gramEnd"/>
-      <w:r>
-        <w:t>= NULL) {</w:t>
-      </w:r>
-    </w:p>
-    <w:p>
-      <w:pPr>
-        <w:rPr>
-          <w:lang w:val="en-US"/>
-        </w:rPr>
-      </w:pPr>
-      <w:r>
-        <w:rPr>
-          <w:lang w:val="en-US"/>
-        </w:rPr>
-        <w:t xml:space="preserve">for (int </w:t>
+        <w:t>(double));</w:t>
+      </w:r>
+    </w:p>
+    <w:p>
+      <w:r>
+        <w:t>}</w:t>
+      </w:r>
+    </w:p>
+    <w:p>
+      <w:r>
+        <w:t>Если представить, что массив указателей **</w:t>
+      </w:r>
+      <w:proofErr w:type="spellStart"/>
+      <w:r>
+        <w:t>matrix</w:t>
+      </w:r>
+      <w:proofErr w:type="spellEnd"/>
+      <w:r>
+        <w:t xml:space="preserve"> – это двумерный массив </w:t>
+      </w:r>
+      <w:proofErr w:type="spellStart"/>
+      <w:r>
+        <w:t>matrix</w:t>
+      </w:r>
+      <w:proofErr w:type="spellEnd"/>
+      <w:r>
+        <w:t>[M][N], то соответствие элементов следующее:</w:t>
+      </w:r>
+    </w:p>
+    <w:p>
+      <w:pPr>
+        <w:rPr>
+          <w:lang w:val="en-US"/>
+        </w:rPr>
+      </w:pPr>
+      <w:r>
+        <w:rPr>
+          <w:lang w:val="en-US"/>
+        </w:rPr>
+        <w:t xml:space="preserve">*(*(matrix + </w:t>
       </w:r>
       <w:proofErr w:type="spellStart"/>
       <w:r>
@@ -621,7 +771,7 @@
         <w:rPr>
           <w:lang w:val="en-US"/>
         </w:rPr>
-        <w:t xml:space="preserve"> = 0; </w:t>
+        <w:t>) + j) = matrix[</w:t>
       </w:r>
       <w:proofErr w:type="spellStart"/>
       <w:r>
@@ -635,167 +785,6 @@
         <w:rPr>
           <w:lang w:val="en-US"/>
         </w:rPr>
-        <w:t xml:space="preserve"> &lt; row; </w:t>
-      </w:r>
-      <w:proofErr w:type="spellStart"/>
-      <w:r>
-        <w:rPr>
-          <w:lang w:val="en-US"/>
-        </w:rPr>
-        <w:t>i</w:t>
-      </w:r>
-      <w:proofErr w:type="spellEnd"/>
-      <w:r>
-        <w:rPr>
-          <w:lang w:val="en-US"/>
-        </w:rPr>
-        <w:t>++)</w:t>
-      </w:r>
-    </w:p>
-    <w:p>
-      <w:pPr>
-        <w:rPr>
-          <w:lang w:val="en-US"/>
-        </w:rPr>
-      </w:pPr>
-      <w:r>
-        <w:rPr>
-          <w:lang w:val="en-US"/>
-        </w:rPr>
-        <w:t>*(</w:t>
-      </w:r>
-      <w:proofErr w:type="spellStart"/>
-      <w:r>
-        <w:rPr>
-          <w:lang w:val="en-US"/>
-        </w:rPr>
-        <w:t>prt</w:t>
-      </w:r>
-      <w:proofErr w:type="spellEnd"/>
-      <w:r>
-        <w:rPr>
-          <w:lang w:val="en-US"/>
-        </w:rPr>
-        <w:t xml:space="preserve"> + </w:t>
-      </w:r>
-      <w:proofErr w:type="spellStart"/>
-      <w:r>
-        <w:rPr>
-          <w:lang w:val="en-US"/>
-        </w:rPr>
-        <w:t>i</w:t>
-      </w:r>
-      <w:proofErr w:type="spellEnd"/>
-      <w:r>
-        <w:rPr>
-          <w:lang w:val="en-US"/>
-        </w:rPr>
-        <w:t xml:space="preserve">) = (double </w:t>
-      </w:r>
-      <w:proofErr w:type="gramStart"/>
-      <w:r>
-        <w:rPr>
-          <w:lang w:val="en-US"/>
-        </w:rPr>
-        <w:t>*)</w:t>
-      </w:r>
-      <w:proofErr w:type="spellStart"/>
-      <w:r>
-        <w:rPr>
-          <w:lang w:val="en-US"/>
-        </w:rPr>
-        <w:t>calloc</w:t>
-      </w:r>
-      <w:proofErr w:type="spellEnd"/>
-      <w:proofErr w:type="gramEnd"/>
-      <w:r>
-        <w:rPr>
-          <w:lang w:val="en-US"/>
-        </w:rPr>
-        <w:t xml:space="preserve">(col, </w:t>
-      </w:r>
-      <w:proofErr w:type="spellStart"/>
-      <w:r>
-        <w:rPr>
-          <w:lang w:val="en-US"/>
-        </w:rPr>
-        <w:t>sizeof</w:t>
-      </w:r>
-      <w:proofErr w:type="spellEnd"/>
-      <w:r>
-        <w:rPr>
-          <w:lang w:val="en-US"/>
-        </w:rPr>
-        <w:t>(double));</w:t>
-      </w:r>
-    </w:p>
-    <w:p>
-      <w:r>
-        <w:t>}</w:t>
-      </w:r>
-    </w:p>
-    <w:p>
-      <w:r>
-        <w:t>Если представить, что массив указателей **</w:t>
-      </w:r>
-      <w:proofErr w:type="spellStart"/>
-      <w:r>
-        <w:t>matrix</w:t>
-      </w:r>
-      <w:proofErr w:type="spellEnd"/>
-      <w:r>
-        <w:t xml:space="preserve"> – это двумерный массив</w:t>
-      </w:r>
-      <w:r>
-        <w:t xml:space="preserve"> </w:t>
-      </w:r>
-      <w:proofErr w:type="spellStart"/>
-      <w:r>
-        <w:t>matrix</w:t>
-      </w:r>
-      <w:proofErr w:type="spellEnd"/>
-      <w:r>
-        <w:t>[M][N], то соответствие элементов следующее:</w:t>
-      </w:r>
-    </w:p>
-    <w:p>
-      <w:pPr>
-        <w:rPr>
-          <w:lang w:val="en-US"/>
-        </w:rPr>
-      </w:pPr>
-      <w:r>
-        <w:rPr>
-          <w:lang w:val="en-US"/>
-        </w:rPr>
-        <w:t xml:space="preserve">*(*(matrix + </w:t>
-      </w:r>
-      <w:proofErr w:type="spellStart"/>
-      <w:r>
-        <w:rPr>
-          <w:lang w:val="en-US"/>
-        </w:rPr>
-        <w:t>i</w:t>
-      </w:r>
-      <w:proofErr w:type="spellEnd"/>
-      <w:r>
-        <w:rPr>
-          <w:lang w:val="en-US"/>
-        </w:rPr>
-        <w:t>) + j) = matrix[</w:t>
-      </w:r>
-      <w:proofErr w:type="spellStart"/>
-      <w:r>
-        <w:rPr>
-          <w:lang w:val="en-US"/>
-        </w:rPr>
-        <w:t>i</w:t>
-      </w:r>
-      <w:proofErr w:type="spellEnd"/>
-      <w:r>
-        <w:rPr>
-          <w:lang w:val="en-US"/>
-        </w:rPr>
         <w:t>][j]</w:t>
       </w:r>
     </w:p>
@@ -806,8 +795,12 @@
     </w:p>
     <w:p>
       <w:r>
+        <w:rPr>
+          <w:noProof/>
+          <w:lang w:eastAsia="ru-RU"/>
+        </w:rPr>
         <w:drawing>
-          <wp:inline distT="0" distB="0" distL="0" distR="0" wp14:anchorId="5DA8E38A" wp14:editId="2447B2F4">
+          <wp:inline distT="0" distB="0" distL="0" distR="0">
             <wp:extent cx="5940425" cy="3448685"/>
             <wp:effectExtent l="0" t="0" r="3175" b="0"/>
             <wp:docPr id="1097064984" name="Рисунок 1"/>
@@ -822,7 +815,7 @@
                     <pic:cNvPicPr/>
                   </pic:nvPicPr>
                   <pic:blipFill>
-                    <a:blip r:embed="rId6"/>
+                    <a:blip r:embed="rId6" cstate="print"/>
                     <a:stretch>
                       <a:fillRect/>
                     </a:stretch>
@@ -849,119 +842,173 @@
       </w:r>
     </w:p>
     <w:p>
-      <w:proofErr w:type="spellStart"/>
-      <w:r>
+      <w:pPr>
+        <w:rPr>
+          <w:lang w:val="en-US"/>
+        </w:rPr>
+      </w:pPr>
+      <w:proofErr w:type="gramStart"/>
+      <w:r>
+        <w:rPr>
+          <w:lang w:val="en-US"/>
+        </w:rPr>
         <w:t>for</w:t>
       </w:r>
-      <w:proofErr w:type="spellEnd"/>
-      <w:r>
+      <w:proofErr w:type="gramEnd"/>
+      <w:r>
+        <w:rPr>
+          <w:lang w:val="en-US"/>
+        </w:rPr>
         <w:t xml:space="preserve"> (</w:t>
       </w:r>
       <w:proofErr w:type="spellStart"/>
       <w:r>
+        <w:rPr>
+          <w:lang w:val="en-US"/>
+        </w:rPr>
         <w:t>int</w:t>
       </w:r>
       <w:proofErr w:type="spellEnd"/>
       <w:r>
-        <w:t xml:space="preserve"> i = 0; i </w:t>
-      </w:r>
+        <w:rPr>
+          <w:lang w:val="en-US"/>
+        </w:rPr>
+        <w:t xml:space="preserve"> </w:t>
+      </w:r>
+      <w:proofErr w:type="spellStart"/>
+      <w:r>
+        <w:rPr>
+          <w:lang w:val="en-US"/>
+        </w:rPr>
+        <w:t>i</w:t>
+      </w:r>
+      <w:proofErr w:type="spellEnd"/>
+      <w:r>
+        <w:rPr>
+          <w:lang w:val="en-US"/>
+        </w:rPr>
+        <w:t xml:space="preserve"> = 0; </w:t>
+      </w:r>
+      <w:proofErr w:type="spellStart"/>
+      <w:r>
+        <w:rPr>
+          <w:lang w:val="en-US"/>
+        </w:rPr>
+        <w:t>i</w:t>
+      </w:r>
+      <w:proofErr w:type="spellEnd"/>
+      <w:r>
+        <w:rPr>
+          <w:lang w:val="en-US"/>
+        </w:rPr>
+        <w:t xml:space="preserve"> &lt; rows; </w:t>
+      </w:r>
+      <w:proofErr w:type="spellStart"/>
+      <w:r>
+        <w:rPr>
+          <w:lang w:val="en-US"/>
+        </w:rPr>
+        <w:t>i</w:t>
+      </w:r>
+      <w:proofErr w:type="spellEnd"/>
+      <w:r>
+        <w:rPr>
+          <w:lang w:val="en-US"/>
+        </w:rPr>
+        <w:t>++) {</w:t>
+      </w:r>
+    </w:p>
+    <w:p>
+      <w:pPr>
+        <w:rPr>
+          <w:lang w:val="en-US"/>
+        </w:rPr>
+      </w:pPr>
+      <w:r>
+        <w:rPr>
+          <w:lang w:val="en-US"/>
+        </w:rPr>
+        <w:t>for (</w:t>
+      </w:r>
+      <w:proofErr w:type="spellStart"/>
+      <w:r>
+        <w:rPr>
+          <w:lang w:val="en-US"/>
+        </w:rPr>
+        <w:t>int</w:t>
+      </w:r>
+      <w:proofErr w:type="spellEnd"/>
+      <w:r>
+        <w:rPr>
+          <w:lang w:val="en-US"/>
+        </w:rPr>
+        <w:t xml:space="preserve"> j = 0; j &lt; cols; j++) {</w:t>
+      </w:r>
+    </w:p>
+    <w:p>
+      <w:pPr>
+        <w:rPr>
+          <w:lang w:val="en-US"/>
+        </w:rPr>
+      </w:pPr>
+      <w:proofErr w:type="spellStart"/>
       <w:proofErr w:type="gramStart"/>
       <w:r>
-        <w:t xml:space="preserve">&lt; </w:t>
-      </w:r>
-      <w:proofErr w:type="spellStart"/>
-      <w:r>
-        <w:t>rows</w:t>
-      </w:r>
-      <w:proofErr w:type="spellEnd"/>
+        <w:rPr>
+          <w:lang w:val="en-US"/>
+        </w:rPr>
+        <w:t>printf</w:t>
+      </w:r>
+      <w:proofErr w:type="spellEnd"/>
+      <w:r>
+        <w:rPr>
+          <w:lang w:val="en-US"/>
+        </w:rPr>
+        <w:t>(</w:t>
+      </w:r>
       <w:proofErr w:type="gramEnd"/>
       <w:r>
-        <w:t>; i++) {</w:t>
-      </w:r>
-    </w:p>
-    <w:p>
-      <w:pPr>
-        <w:rPr>
-          <w:lang w:val="en-US"/>
-        </w:rPr>
-      </w:pPr>
-      <w:r>
-        <w:rPr>
-          <w:lang w:val="en-US"/>
-        </w:rPr>
-        <w:t xml:space="preserve">for (int j = 0; j &lt; cols; </w:t>
-      </w:r>
-      <w:proofErr w:type="spellStart"/>
-      <w:r>
-        <w:rPr>
-          <w:lang w:val="en-US"/>
-        </w:rPr>
-        <w:t>j++</w:t>
-      </w:r>
-      <w:proofErr w:type="spellEnd"/>
-      <w:r>
-        <w:rPr>
-          <w:lang w:val="en-US"/>
-        </w:rPr>
-        <w:t>) {</w:t>
-      </w:r>
-    </w:p>
-    <w:p>
-      <w:pPr>
-        <w:rPr>
-          <w:lang w:val="en-US"/>
-        </w:rPr>
-      </w:pPr>
-      <w:proofErr w:type="spellStart"/>
-      <w:proofErr w:type="gramStart"/>
-      <w:r>
-        <w:rPr>
-          <w:lang w:val="en-US"/>
-        </w:rPr>
+        <w:rPr>
+          <w:lang w:val="en-US"/>
+        </w:rPr>
+        <w:t xml:space="preserve">"%d ", *(*(matrix + </w:t>
+      </w:r>
+      <w:proofErr w:type="spellStart"/>
+      <w:r>
+        <w:rPr>
+          <w:lang w:val="en-US"/>
+        </w:rPr>
+        <w:t>i</w:t>
+      </w:r>
+      <w:proofErr w:type="spellEnd"/>
+      <w:r>
+        <w:rPr>
+          <w:lang w:val="en-US"/>
+        </w:rPr>
+        <w:t>) + j));</w:t>
+      </w:r>
+    </w:p>
+    <w:p>
+      <w:r>
+        <w:t>}</w:t>
+      </w:r>
+    </w:p>
+    <w:p>
+      <w:proofErr w:type="spellStart"/>
+      <w:r>
         <w:t>printf</w:t>
       </w:r>
       <w:proofErr w:type="spellEnd"/>
       <w:r>
-        <w:rPr>
-          <w:lang w:val="en-US"/>
-        </w:rPr>
-        <w:t>(</w:t>
-      </w:r>
-      <w:proofErr w:type="gramEnd"/>
-      <w:r>
-        <w:rPr>
-          <w:lang w:val="en-US"/>
-        </w:rPr>
-        <w:t xml:space="preserve">"%d ", *(*(matrix + </w:t>
-      </w:r>
-      <w:proofErr w:type="spellStart"/>
-      <w:r>
-        <w:rPr>
-          <w:lang w:val="en-US"/>
-        </w:rPr>
-        <w:t>i</w:t>
-      </w:r>
-      <w:proofErr w:type="spellEnd"/>
-      <w:r>
-        <w:rPr>
-          <w:lang w:val="en-US"/>
-        </w:rPr>
-        <w:t>) + j));</w:t>
-      </w:r>
-    </w:p>
-    <w:p>
-      <w:r>
-        <w:t>}</w:t>
-      </w:r>
-    </w:p>
-    <w:p>
-      <w:proofErr w:type="spellStart"/>
-      <w:r>
-        <w:t>printf</w:t>
-      </w:r>
-      <w:proofErr w:type="spellEnd"/>
-      <w:r>
-        <w:t>("\n");</w:t>
+        <w:t>("\</w:t>
+      </w:r>
+      <w:proofErr w:type="spellStart"/>
+      <w:r>
+        <w:t>n</w:t>
+      </w:r>
+      <w:proofErr w:type="spellEnd"/>
+      <w:r>
+        <w:t>");</w:t>
       </w:r>
     </w:p>
     <w:p>
@@ -997,25 +1044,19 @@
           <w:lang w:val="en-US"/>
         </w:rPr>
       </w:pPr>
-      <w:r>
-        <w:rPr>
-          <w:lang w:val="en-US"/>
-        </w:rPr>
-        <w:t>char *</w:t>
-      </w:r>
       <w:proofErr w:type="gramStart"/>
       <w:r>
         <w:rPr>
           <w:lang w:val="en-US"/>
         </w:rPr>
-        <w:t>sports[</w:t>
+        <w:t>char</w:t>
       </w:r>
       <w:proofErr w:type="gramEnd"/>
       <w:r>
         <w:rPr>
           <w:lang w:val="en-US"/>
         </w:rPr>
-        <w:t>] = {</w:t>
+        <w:t xml:space="preserve"> *sports[] = {</w:t>
       </w:r>
     </w:p>
     <w:p>
@@ -1103,26 +1144,23 @@
       </w:r>
       <w:proofErr w:type="spellEnd"/>
       <w:r>
-        <w:t xml:space="preserve"> [] – массив указателей. Инициализация </w:t>
+        <w:t xml:space="preserve"> [] – массив указателей. Инициализация `</w:t>
       </w:r>
       <w:proofErr w:type="gramStart"/>
       <w:r>
-        <w:t>`{ "</w:t>
-      </w:r>
-      <w:proofErr w:type="spellStart"/>
+        <w:t xml:space="preserve">{ </w:t>
+      </w:r>
       <w:proofErr w:type="gramEnd"/>
       <w:r>
+        <w:t>"</w:t>
+      </w:r>
+      <w:proofErr w:type="spellStart"/>
+      <w:r>
         <w:t>golf</w:t>
       </w:r>
       <w:proofErr w:type="spellEnd"/>
       <w:r>
-        <w:t>",</w:t>
-      </w:r>
-      <w:r>
-        <w:t xml:space="preserve"> </w:t>
-      </w:r>
-      <w:r>
-        <w:t>"</w:t>
+        <w:t>", "</w:t>
       </w:r>
       <w:proofErr w:type="spellStart"/>
       <w:r>
@@ -1153,62 +1191,42 @@
         <w:t>shooting</w:t>
       </w:r>
       <w:proofErr w:type="spellEnd"/>
+      <w:r>
+        <w:t>" }` присваивает каждому элементу массива указатель на соответствующую строковую литерал.</w:t>
+      </w:r>
+    </w:p>
+    <w:p>
+      <w:r>
+        <w:t>Для доступа к каждому элементу (строке) используйте индекс, например:</w:t>
+      </w:r>
+    </w:p>
+    <w:p>
+      <w:pPr>
+        <w:rPr>
+          <w:lang w:val="en-US"/>
+        </w:rPr>
+      </w:pPr>
+      <w:proofErr w:type="spellStart"/>
       <w:proofErr w:type="gramStart"/>
       <w:r>
-        <w:t>" }</w:t>
+        <w:rPr>
+          <w:lang w:val="en-US"/>
+        </w:rPr>
+        <w:t>printf</w:t>
+      </w:r>
+      <w:proofErr w:type="spellEnd"/>
+      <w:r>
+        <w:rPr>
+          <w:lang w:val="en-US"/>
+        </w:rPr>
+        <w:t>(</w:t>
       </w:r>
       <w:proofErr w:type="gramEnd"/>
       <w:r>
-        <w:t>` присваивает каждому элементу</w:t>
-      </w:r>
-      <w:r>
-        <w:t xml:space="preserve"> </w:t>
-      </w:r>
-      <w:r>
-        <w:t>массива указатель на соответствующую строковую литерал.</w:t>
-      </w:r>
-    </w:p>
-    <w:p>
-      <w:r>
-        <w:t>Для доступа к каждому элементу (строке) используйте индекс, например:</w:t>
-      </w:r>
-    </w:p>
-    <w:p>
-      <w:proofErr w:type="spellStart"/>
-      <w:proofErr w:type="gramStart"/>
-      <w:r>
-        <w:rPr>
-          <w:lang w:val="en-US"/>
-        </w:rPr>
-        <w:t>printf</w:t>
-      </w:r>
-      <w:proofErr w:type="spellEnd"/>
-      <w:r>
-        <w:rPr>
-          <w:lang w:val="en-US"/>
-        </w:rPr>
-        <w:t>(</w:t>
-      </w:r>
-      <w:proofErr w:type="gramEnd"/>
-      <w:r>
-        <w:rPr>
-          <w:lang w:val="en-US"/>
-        </w:rPr>
-        <w:t xml:space="preserve">"%s\n", </w:t>
-      </w:r>
-      <w:proofErr w:type="gramStart"/>
-      <w:r>
-        <w:rPr>
-          <w:lang w:val="en-US"/>
-        </w:rPr>
-        <w:t>sports[</w:t>
-      </w:r>
-      <w:proofErr w:type="gramEnd"/>
-      <w:r>
-        <w:rPr>
-          <w:lang w:val="en-US"/>
-        </w:rPr>
-        <w:t xml:space="preserve">2]); // </w:t>
+        <w:rPr>
+          <w:lang w:val="en-US"/>
+        </w:rPr>
+        <w:t xml:space="preserve">"%s\n", sports[2]); // </w:t>
       </w:r>
       <w:r>
         <w:t>Выведет</w:t>
@@ -1222,8 +1240,12 @@
     </w:p>
     <w:p>
       <w:r>
+        <w:rPr>
+          <w:noProof/>
+          <w:lang w:eastAsia="ru-RU"/>
+        </w:rPr>
         <w:drawing>
-          <wp:inline distT="0" distB="0" distL="0" distR="0" wp14:anchorId="51184D49" wp14:editId="27685BA5">
+          <wp:inline distT="0" distB="0" distL="0" distR="0">
             <wp:extent cx="5940425" cy="3290570"/>
             <wp:effectExtent l="0" t="0" r="3175" b="5080"/>
             <wp:docPr id="462954711" name="Рисунок 1"/>
@@ -1238,7 +1260,7 @@
                     <pic:cNvPicPr/>
                   </pic:nvPicPr>
                   <pic:blipFill>
-                    <a:blip r:embed="rId7"/>
+                    <a:blip r:embed="rId7" cstate="print"/>
                     <a:stretch>
                       <a:fillRect/>
                     </a:stretch>
@@ -1269,82 +1291,91 @@
       </w:r>
       <w:proofErr w:type="spellEnd"/>
       <w:r>
+        <w:t xml:space="preserve"> — это массив указателей на строки – статические одномерные массивы, поэтому изменять значения строк можно через присвоение указателю адреса нового массива, например</w:t>
+      </w:r>
+    </w:p>
+    <w:p>
+      <w:proofErr w:type="gramStart"/>
+      <w:r>
+        <w:rPr>
+          <w:lang w:val="en-US"/>
+        </w:rPr>
+        <w:t>char</w:t>
+      </w:r>
+      <w:proofErr w:type="gramEnd"/>
+      <w:r>
+        <w:t xml:space="preserve"> *</w:t>
+      </w:r>
+      <w:proofErr w:type="spellStart"/>
+      <w:r>
+        <w:rPr>
+          <w:lang w:val="en-US"/>
+        </w:rPr>
+        <w:t>str</w:t>
+      </w:r>
+      <w:proofErr w:type="spellEnd"/>
+      <w:r>
+        <w:t>= "</w:t>
+      </w:r>
+      <w:r>
+        <w:rPr>
+          <w:lang w:val="en-US"/>
+        </w:rPr>
+        <w:t>figure</w:t>
+      </w:r>
+      <w:r>
         <w:t xml:space="preserve"> </w:t>
       </w:r>
       <w:r>
-        <w:t>— это</w:t>
-      </w:r>
-      <w:r>
-        <w:t xml:space="preserve"> массив указателей на строки – статические</w:t>
-      </w:r>
-      <w:r>
-        <w:t xml:space="preserve"> </w:t>
-      </w:r>
-      <w:r>
-        <w:t>одномерные массивы, поэтому изменять значения строк можно через</w:t>
-      </w:r>
-      <w:r>
-        <w:t xml:space="preserve"> </w:t>
-      </w:r>
-      <w:r>
-        <w:t>присвоение указателю адреса нового массива, например</w:t>
-      </w:r>
-    </w:p>
-    <w:p>
-      <w:pPr>
-        <w:rPr>
-          <w:lang w:val="en-US"/>
-        </w:rPr>
-      </w:pPr>
-      <w:r>
-        <w:rPr>
-          <w:lang w:val="en-US"/>
-        </w:rPr>
-        <w:t>char *str= "figure skating";</w:t>
-      </w:r>
-    </w:p>
-    <w:p>
-      <w:pPr>
-        <w:rPr>
-          <w:lang w:val="en-US"/>
-        </w:rPr>
-      </w:pPr>
+        <w:rPr>
+          <w:lang w:val="en-US"/>
+        </w:rPr>
+        <w:t>skating</w:t>
+      </w:r>
+      <w:r>
+        <w:t>";</w:t>
+      </w:r>
+    </w:p>
+    <w:p>
       <w:proofErr w:type="gramStart"/>
       <w:r>
         <w:rPr>
           <w:lang w:val="en-US"/>
         </w:rPr>
-        <w:t>sports[</w:t>
+        <w:t>sports</w:t>
+      </w:r>
+      <w:r>
+        <w:t>[</w:t>
       </w:r>
       <w:proofErr w:type="gramEnd"/>
       <w:r>
-        <w:rPr>
-          <w:lang w:val="en-US"/>
-        </w:rPr>
-        <w:t>4] = str;</w:t>
-      </w:r>
-    </w:p>
-    <w:p>
-      <w:r>
-        <w:t>А для изменения одного символа и передачи из функции необходимо создание</w:t>
-      </w:r>
-      <w:r>
-        <w:t xml:space="preserve"> </w:t>
-      </w:r>
-      <w:r>
-        <w:t>массива указателей на указатель, т.е.</w:t>
-      </w:r>
-      <w:r>
-        <w:t xml:space="preserve"> </w:t>
-      </w:r>
-    </w:p>
-    <w:p>
-      <w:pPr>
-        <w:rPr>
-          <w:lang w:val="en-US"/>
-        </w:rPr>
-      </w:pPr>
-      <w:proofErr w:type="spellStart"/>
+        <w:t xml:space="preserve">4] = </w:t>
+      </w:r>
+      <w:proofErr w:type="spellStart"/>
+      <w:r>
+        <w:rPr>
+          <w:lang w:val="en-US"/>
+        </w:rPr>
+        <w:t>str</w:t>
+      </w:r>
+      <w:proofErr w:type="spellEnd"/>
+      <w:r>
+        <w:t>;</w:t>
+      </w:r>
+    </w:p>
+    <w:p>
+      <w:r>
+        <w:t xml:space="preserve">А для изменения одного символа и передачи из функции необходимо создание массива указателей на указатель, т.е. </w:t>
+      </w:r>
+    </w:p>
+    <w:p>
+      <w:pPr>
+        <w:rPr>
+          <w:lang w:val="en-US"/>
+        </w:rPr>
+      </w:pPr>
+      <w:proofErr w:type="spellStart"/>
+      <w:proofErr w:type="gramStart"/>
       <w:r>
         <w:rPr>
           <w:lang w:val="en-US"/>
@@ -1353,25 +1384,213 @@
         <w:t>arr</w:t>
       </w:r>
       <w:proofErr w:type="spellEnd"/>
-      <w:r>
-        <w:rPr>
-          <w:lang w:val="en-US"/>
-        </w:rPr>
-        <w:t>= (char*</w:t>
-      </w:r>
+      <w:proofErr w:type="gramEnd"/>
+      <w:r>
+        <w:rPr>
+          <w:lang w:val="en-US"/>
+        </w:rPr>
+        <w:t>= (char**)</w:t>
+      </w:r>
+      <w:proofErr w:type="spellStart"/>
+      <w:r>
+        <w:rPr>
+          <w:lang w:val="en-US"/>
+        </w:rPr>
+        <w:t>malloc</w:t>
+      </w:r>
+      <w:proofErr w:type="spellEnd"/>
+      <w:r>
+        <w:rPr>
+          <w:lang w:val="en-US"/>
+        </w:rPr>
+        <w:t xml:space="preserve">(size * </w:t>
+      </w:r>
+      <w:proofErr w:type="spellStart"/>
+      <w:r>
+        <w:rPr>
+          <w:lang w:val="en-US"/>
+        </w:rPr>
+        <w:t>sizeof</w:t>
+      </w:r>
+      <w:proofErr w:type="spellEnd"/>
+      <w:r>
+        <w:rPr>
+          <w:lang w:val="en-US"/>
+        </w:rPr>
+        <w:t>(char*));</w:t>
+      </w:r>
+    </w:p>
+    <w:p>
+      <w:pPr>
+        <w:rPr>
+          <w:lang w:val="en-US"/>
+        </w:rPr>
+      </w:pPr>
+      <w:r>
+        <w:rPr>
+          <w:lang w:val="en-US"/>
+        </w:rPr>
+        <w:t>for (</w:t>
+      </w:r>
+      <w:proofErr w:type="spellStart"/>
+      <w:r>
+        <w:rPr>
+          <w:lang w:val="en-US"/>
+        </w:rPr>
+        <w:t>int</w:t>
+      </w:r>
+      <w:proofErr w:type="spellEnd"/>
+      <w:r>
+        <w:rPr>
+          <w:lang w:val="en-US"/>
+        </w:rPr>
+        <w:t xml:space="preserve"> </w:t>
+      </w:r>
+      <w:proofErr w:type="spellStart"/>
+      <w:r>
+        <w:rPr>
+          <w:lang w:val="en-US"/>
+        </w:rPr>
+        <w:t>i</w:t>
+      </w:r>
+      <w:proofErr w:type="spellEnd"/>
+      <w:r>
+        <w:rPr>
+          <w:lang w:val="en-US"/>
+        </w:rPr>
+        <w:t xml:space="preserve"> = 0; </w:t>
+      </w:r>
+      <w:proofErr w:type="spellStart"/>
+      <w:r>
+        <w:rPr>
+          <w:lang w:val="en-US"/>
+        </w:rPr>
+        <w:t>i</w:t>
+      </w:r>
+      <w:proofErr w:type="spellEnd"/>
+      <w:r>
+        <w:rPr>
+          <w:lang w:val="en-US"/>
+        </w:rPr>
+        <w:t xml:space="preserve"> &lt; size; </w:t>
+      </w:r>
+      <w:proofErr w:type="spellStart"/>
+      <w:r>
+        <w:rPr>
+          <w:lang w:val="en-US"/>
+        </w:rPr>
+        <w:t>i</w:t>
+      </w:r>
+      <w:proofErr w:type="spellEnd"/>
+      <w:r>
+        <w:rPr>
+          <w:lang w:val="en-US"/>
+        </w:rPr>
+        <w:t>++)</w:t>
+      </w:r>
+    </w:p>
+    <w:p>
+      <w:pPr>
+        <w:rPr>
+          <w:lang w:val="en-US"/>
+        </w:rPr>
+      </w:pPr>
+      <w:r>
+        <w:rPr>
+          <w:lang w:val="en-US"/>
+        </w:rPr>
+        <w:t>{</w:t>
+      </w:r>
+    </w:p>
+    <w:p>
+      <w:pPr>
+        <w:rPr>
+          <w:lang w:val="en-US"/>
+        </w:rPr>
+      </w:pPr>
+      <w:r>
+        <w:rPr>
+          <w:lang w:val="en-US"/>
+        </w:rPr>
+        <w:t>*(</w:t>
+      </w:r>
+      <w:proofErr w:type="spellStart"/>
+      <w:r>
+        <w:rPr>
+          <w:lang w:val="en-US"/>
+        </w:rPr>
+        <w:t>arr</w:t>
+      </w:r>
+      <w:proofErr w:type="spellEnd"/>
+      <w:r>
+        <w:rPr>
+          <w:lang w:val="en-US"/>
+        </w:rPr>
+        <w:t xml:space="preserve"> + </w:t>
+      </w:r>
+      <w:proofErr w:type="spellStart"/>
+      <w:r>
+        <w:rPr>
+          <w:lang w:val="en-US"/>
+        </w:rPr>
+        <w:t>i</w:t>
+      </w:r>
+      <w:proofErr w:type="spellEnd"/>
       <w:proofErr w:type="gramStart"/>
       <w:r>
         <w:rPr>
           <w:lang w:val="en-US"/>
         </w:rPr>
-        <w:t>*)malloc</w:t>
+        <w:t>)=</w:t>
       </w:r>
       <w:proofErr w:type="gramEnd"/>
       <w:r>
         <w:rPr>
           <w:lang w:val="en-US"/>
         </w:rPr>
-        <w:t xml:space="preserve">(size * </w:t>
+        <w:t xml:space="preserve"> (char*)</w:t>
+      </w:r>
+      <w:proofErr w:type="spellStart"/>
+      <w:r>
+        <w:rPr>
+          <w:lang w:val="en-US"/>
+        </w:rPr>
+        <w:t>malloc</w:t>
+      </w:r>
+      <w:proofErr w:type="spellEnd"/>
+      <w:r>
+        <w:rPr>
+          <w:lang w:val="en-US"/>
+        </w:rPr>
+        <w:t xml:space="preserve">( </w:t>
+      </w:r>
+      <w:proofErr w:type="spellStart"/>
+      <w:r>
+        <w:rPr>
+          <w:lang w:val="en-US"/>
+        </w:rPr>
+        <w:t>strlen</w:t>
+      </w:r>
+      <w:proofErr w:type="spellEnd"/>
+      <w:r>
+        <w:rPr>
+          <w:lang w:val="en-US"/>
+        </w:rPr>
+        <w:t>(sports[</w:t>
+      </w:r>
+      <w:proofErr w:type="spellStart"/>
+      <w:r>
+        <w:rPr>
+          <w:lang w:val="en-US"/>
+        </w:rPr>
+        <w:t>i</w:t>
+      </w:r>
+      <w:proofErr w:type="spellEnd"/>
+      <w:r>
+        <w:rPr>
+          <w:lang w:val="en-US"/>
+        </w:rPr>
+        <w:t xml:space="preserve">])* </w:t>
       </w:r>
       <w:proofErr w:type="spellStart"/>
       <w:r>
@@ -1385,48 +1604,375 @@
         <w:rPr>
           <w:lang w:val="en-US"/>
         </w:rPr>
-        <w:t>(char*));</w:t>
-      </w:r>
-    </w:p>
-    <w:p>
-      <w:pPr>
-        <w:rPr>
-          <w:lang w:val="en-US"/>
-        </w:rPr>
-      </w:pPr>
-      <w:r>
-        <w:rPr>
-          <w:lang w:val="en-US"/>
-        </w:rPr>
-        <w:t xml:space="preserve">for (int </w:t>
-      </w:r>
-      <w:proofErr w:type="spellStart"/>
-      <w:r>
-        <w:rPr>
-          <w:lang w:val="en-US"/>
-        </w:rPr>
+        <w:t>(char));</w:t>
+      </w:r>
+    </w:p>
+    <w:p>
+      <w:proofErr w:type="spellStart"/>
+      <w:r>
+        <w:t>strcpy</w:t>
+      </w:r>
+      <w:proofErr w:type="spellEnd"/>
+      <w:r>
+        <w:t>(*(</w:t>
+      </w:r>
+      <w:proofErr w:type="spellStart"/>
+      <w:r>
+        <w:t>arr</w:t>
+      </w:r>
+      <w:proofErr w:type="spellEnd"/>
+      <w:r>
+        <w:t xml:space="preserve"> + </w:t>
+      </w:r>
+      <w:proofErr w:type="spellStart"/>
+      <w:r>
         <w:t>i</w:t>
       </w:r>
       <w:proofErr w:type="spellEnd"/>
       <w:r>
-        <w:rPr>
-          <w:lang w:val="en-US"/>
-        </w:rPr>
-        <w:t xml:space="preserve"> = 0; </w:t>
-      </w:r>
-      <w:proofErr w:type="spellStart"/>
-      <w:r>
-        <w:rPr>
-          <w:lang w:val="en-US"/>
-        </w:rPr>
+        <w:t xml:space="preserve">), </w:t>
+      </w:r>
+      <w:proofErr w:type="spellStart"/>
+      <w:r>
+        <w:t>sports</w:t>
+      </w:r>
+      <w:proofErr w:type="spellEnd"/>
+      <w:r>
+        <w:t>[</w:t>
+      </w:r>
+      <w:proofErr w:type="spellStart"/>
+      <w:r>
         <w:t>i</w:t>
       </w:r>
       <w:proofErr w:type="spellEnd"/>
       <w:r>
-        <w:rPr>
-          <w:lang w:val="en-US"/>
-        </w:rPr>
-        <w:t xml:space="preserve"> &lt; size; </w:t>
+        <w:t>]); //копирование строки по адресу</w:t>
+      </w:r>
+    </w:p>
+    <w:p>
+      <w:r>
+        <w:t>}</w:t>
+      </w:r>
+    </w:p>
+    <w:p>
+      <w:r>
+        <w:t>Можно оптимально строить двумерный массив как массив указателей следующим образом:</w:t>
+      </w:r>
+    </w:p>
+    <w:p>
+      <w:pPr>
+        <w:rPr>
+          <w:lang w:val="en-US"/>
+        </w:rPr>
+      </w:pPr>
+      <w:proofErr w:type="spellStart"/>
+      <w:proofErr w:type="gramStart"/>
+      <w:r>
+        <w:rPr>
+          <w:lang w:val="en-US"/>
+        </w:rPr>
+        <w:t>int</w:t>
+      </w:r>
+      <w:proofErr w:type="spellEnd"/>
+      <w:proofErr w:type="gramEnd"/>
+      <w:r>
+        <w:rPr>
+          <w:lang w:val="en-US"/>
+        </w:rPr>
+        <w:t xml:space="preserve">** </w:t>
+      </w:r>
+      <w:proofErr w:type="spellStart"/>
+      <w:r>
+        <w:rPr>
+          <w:lang w:val="en-US"/>
+        </w:rPr>
+        <w:t>create_matrix</w:t>
+      </w:r>
+      <w:proofErr w:type="spellEnd"/>
+      <w:r>
+        <w:rPr>
+          <w:lang w:val="en-US"/>
+        </w:rPr>
+        <w:t xml:space="preserve">( </w:t>
+      </w:r>
+      <w:proofErr w:type="spellStart"/>
+      <w:r>
+        <w:rPr>
+          <w:lang w:val="en-US"/>
+        </w:rPr>
+        <w:t>int</w:t>
+      </w:r>
+      <w:proofErr w:type="spellEnd"/>
+      <w:r>
+        <w:rPr>
+          <w:lang w:val="en-US"/>
+        </w:rPr>
+        <w:t xml:space="preserve"> rows, </w:t>
+      </w:r>
+      <w:proofErr w:type="spellStart"/>
+      <w:r>
+        <w:rPr>
+          <w:lang w:val="en-US"/>
+        </w:rPr>
+        <w:t>int</w:t>
+      </w:r>
+      <w:proofErr w:type="spellEnd"/>
+      <w:r>
+        <w:rPr>
+          <w:lang w:val="en-US"/>
+        </w:rPr>
+        <w:t xml:space="preserve"> columns){</w:t>
+      </w:r>
+    </w:p>
+    <w:p>
+      <w:pPr>
+        <w:rPr>
+          <w:lang w:val="en-US"/>
+        </w:rPr>
+      </w:pPr>
+      <w:proofErr w:type="gramStart"/>
+      <w:r>
+        <w:rPr>
+          <w:lang w:val="en-US"/>
+        </w:rPr>
+        <w:t>int</w:t>
+      </w:r>
+      <w:proofErr w:type="gramEnd"/>
+      <w:r>
+        <w:rPr>
+          <w:lang w:val="en-US"/>
+        </w:rPr>
+        <w:t xml:space="preserve"> **matrix = (int **) </w:t>
+      </w:r>
+      <w:proofErr w:type="spellStart"/>
+      <w:r>
+        <w:rPr>
+          <w:lang w:val="en-US"/>
+        </w:rPr>
+        <w:t>malloc</w:t>
+      </w:r>
+      <w:proofErr w:type="spellEnd"/>
+      <w:r>
+        <w:rPr>
+          <w:lang w:val="en-US"/>
+        </w:rPr>
+        <w:t xml:space="preserve">(rows * </w:t>
+      </w:r>
+      <w:proofErr w:type="spellStart"/>
+      <w:r>
+        <w:rPr>
+          <w:lang w:val="en-US"/>
+        </w:rPr>
+        <w:t>sizeof</w:t>
+      </w:r>
+      <w:proofErr w:type="spellEnd"/>
+      <w:r>
+        <w:rPr>
+          <w:lang w:val="en-US"/>
+        </w:rPr>
+        <w:t>(</w:t>
+      </w:r>
+      <w:proofErr w:type="spellStart"/>
+      <w:r>
+        <w:rPr>
+          <w:lang w:val="en-US"/>
+        </w:rPr>
+        <w:t>int</w:t>
+      </w:r>
+      <w:proofErr w:type="spellEnd"/>
+      <w:r>
+        <w:rPr>
+          <w:lang w:val="en-US"/>
+        </w:rPr>
+        <w:t xml:space="preserve"> *)); // </w:t>
+      </w:r>
+      <w:proofErr w:type="spellStart"/>
+      <w:r>
+        <w:rPr>
+          <w:lang w:val="en-US"/>
+        </w:rPr>
+        <w:t>Выделяется</w:t>
+      </w:r>
+      <w:proofErr w:type="spellEnd"/>
+      <w:r>
+        <w:rPr>
+          <w:lang w:val="en-US"/>
+        </w:rPr>
+        <w:t xml:space="preserve"> </w:t>
+      </w:r>
+      <w:proofErr w:type="spellStart"/>
+      <w:r>
+        <w:rPr>
+          <w:lang w:val="en-US"/>
+        </w:rPr>
+        <w:t>память</w:t>
+      </w:r>
+      <w:proofErr w:type="spellEnd"/>
+      <w:r>
+        <w:rPr>
+          <w:lang w:val="en-US"/>
+        </w:rPr>
+        <w:t xml:space="preserve"> </w:t>
+      </w:r>
+      <w:proofErr w:type="spellStart"/>
+      <w:r>
+        <w:rPr>
+          <w:lang w:val="en-US"/>
+        </w:rPr>
+        <w:t>для</w:t>
+      </w:r>
+      <w:proofErr w:type="spellEnd"/>
+    </w:p>
+    <w:p>
+      <w:pPr>
+        <w:rPr>
+          <w:lang w:val="en-US"/>
+        </w:rPr>
+      </w:pPr>
+      <w:proofErr w:type="spellStart"/>
+      <w:r>
+        <w:rPr>
+          <w:lang w:val="en-US"/>
+        </w:rPr>
+        <w:t>массива</w:t>
+      </w:r>
+      <w:proofErr w:type="spellEnd"/>
+      <w:r>
+        <w:rPr>
+          <w:lang w:val="en-US"/>
+        </w:rPr>
+        <w:t xml:space="preserve"> </w:t>
+      </w:r>
+      <w:proofErr w:type="spellStart"/>
+      <w:r>
+        <w:rPr>
+          <w:lang w:val="en-US"/>
+        </w:rPr>
+        <w:t>указателей</w:t>
+      </w:r>
+      <w:proofErr w:type="spellEnd"/>
+      <w:r>
+        <w:rPr>
+          <w:lang w:val="en-US"/>
+        </w:rPr>
+        <w:t xml:space="preserve"> </w:t>
+      </w:r>
+      <w:proofErr w:type="spellStart"/>
+      <w:r>
+        <w:rPr>
+          <w:lang w:val="en-US"/>
+        </w:rPr>
+        <w:t>на</w:t>
+      </w:r>
+      <w:proofErr w:type="spellEnd"/>
+      <w:r>
+        <w:rPr>
+          <w:lang w:val="en-US"/>
+        </w:rPr>
+        <w:t xml:space="preserve"> rows</w:t>
+      </w:r>
+    </w:p>
+    <w:p>
+      <w:pPr>
+        <w:rPr>
+          <w:lang w:val="en-US"/>
+        </w:rPr>
+      </w:pPr>
+      <w:proofErr w:type="gramStart"/>
+      <w:r>
+        <w:rPr>
+          <w:lang w:val="en-US"/>
+        </w:rPr>
+        <w:t>matrix[</w:t>
+      </w:r>
+      <w:proofErr w:type="gramEnd"/>
+      <w:r>
+        <w:rPr>
+          <w:lang w:val="en-US"/>
+        </w:rPr>
+        <w:t xml:space="preserve">0] = (int *) malloc(rows * columns * </w:t>
+      </w:r>
+      <w:proofErr w:type="spellStart"/>
+      <w:r>
+        <w:rPr>
+          <w:lang w:val="en-US"/>
+        </w:rPr>
+        <w:t>sizeof</w:t>
+      </w:r>
+      <w:proofErr w:type="spellEnd"/>
+      <w:r>
+        <w:rPr>
+          <w:lang w:val="en-US"/>
+        </w:rPr>
+        <w:t>(</w:t>
+      </w:r>
+      <w:proofErr w:type="spellStart"/>
+      <w:r>
+        <w:rPr>
+          <w:lang w:val="en-US"/>
+        </w:rPr>
+        <w:t>int</w:t>
+      </w:r>
+      <w:proofErr w:type="spellEnd"/>
+      <w:r>
+        <w:rPr>
+          <w:lang w:val="en-US"/>
+        </w:rPr>
+        <w:t xml:space="preserve">));// </w:t>
+      </w:r>
+      <w:proofErr w:type="spellStart"/>
+      <w:r>
+        <w:rPr>
+          <w:lang w:val="en-US"/>
+        </w:rPr>
+        <w:t>Выделяется</w:t>
+      </w:r>
+      <w:proofErr w:type="spellEnd"/>
+      <w:r>
+        <w:rPr>
+          <w:lang w:val="en-US"/>
+        </w:rPr>
+        <w:t xml:space="preserve"> </w:t>
+      </w:r>
+      <w:proofErr w:type="spellStart"/>
+      <w:r>
+        <w:rPr>
+          <w:lang w:val="en-US"/>
+        </w:rPr>
+        <w:t>память</w:t>
+      </w:r>
+      <w:proofErr w:type="spellEnd"/>
+    </w:p>
+    <w:p>
+      <w:r>
+        <w:t>для всех элементов матрицы в виде одного непрерывного блока</w:t>
+      </w:r>
+    </w:p>
+    <w:p>
+      <w:pPr>
+        <w:rPr>
+          <w:lang w:val="en-US"/>
+        </w:rPr>
+      </w:pPr>
+      <w:r>
+        <w:rPr>
+          <w:lang w:val="en-US"/>
+        </w:rPr>
+        <w:t>for (</w:t>
+      </w:r>
+      <w:proofErr w:type="spellStart"/>
+      <w:r>
+        <w:rPr>
+          <w:lang w:val="en-US"/>
+        </w:rPr>
+        <w:t>int</w:t>
+      </w:r>
+      <w:proofErr w:type="spellEnd"/>
+      <w:r>
+        <w:rPr>
+          <w:lang w:val="en-US"/>
+        </w:rPr>
+        <w:t xml:space="preserve"> </w:t>
       </w:r>
       <w:proofErr w:type="spellStart"/>
       <w:r>
@@ -1440,663 +1986,129 @@
         <w:rPr>
           <w:lang w:val="en-US"/>
         </w:rPr>
+        <w:t xml:space="preserve"> = 1; </w:t>
+      </w:r>
+      <w:proofErr w:type="spellStart"/>
+      <w:r>
+        <w:rPr>
+          <w:lang w:val="en-US"/>
+        </w:rPr>
+        <w:t>i</w:t>
+      </w:r>
+      <w:proofErr w:type="spellEnd"/>
+      <w:r>
+        <w:rPr>
+          <w:lang w:val="en-US"/>
+        </w:rPr>
+        <w:t xml:space="preserve"> &lt; rows; </w:t>
+      </w:r>
+      <w:proofErr w:type="spellStart"/>
+      <w:r>
+        <w:rPr>
+          <w:lang w:val="en-US"/>
+        </w:rPr>
+        <w:t>i</w:t>
+      </w:r>
+      <w:proofErr w:type="spellEnd"/>
+      <w:r>
+        <w:rPr>
+          <w:lang w:val="en-US"/>
+        </w:rPr>
         <w:t>++)</w:t>
       </w:r>
     </w:p>
     <w:p>
-      <w:pPr>
-        <w:rPr>
-          <w:lang w:val="en-US"/>
-        </w:rPr>
-      </w:pPr>
-      <w:r>
-        <w:rPr>
-          <w:lang w:val="en-US"/>
-        </w:rPr>
-        <w:t>{</w:t>
-      </w:r>
-    </w:p>
-    <w:p>
-      <w:pPr>
-        <w:rPr>
-          <w:lang w:val="en-US"/>
-        </w:rPr>
-      </w:pPr>
-      <w:r>
-        <w:rPr>
-          <w:lang w:val="en-US"/>
-        </w:rPr>
-        <w:t>*(</w:t>
-      </w:r>
-      <w:proofErr w:type="spellStart"/>
-      <w:r>
-        <w:rPr>
-          <w:lang w:val="en-US"/>
-        </w:rPr>
-        <w:t>arr</w:t>
-      </w:r>
-      <w:proofErr w:type="spellEnd"/>
-      <w:r>
-        <w:rPr>
-          <w:lang w:val="en-US"/>
-        </w:rPr>
-        <w:t xml:space="preserve"> + </w:t>
-      </w:r>
-      <w:proofErr w:type="spellStart"/>
       <w:proofErr w:type="gramStart"/>
       <w:r>
         <w:rPr>
           <w:lang w:val="en-US"/>
         </w:rPr>
+        <w:t>matrix</w:t>
+      </w:r>
+      <w:r>
+        <w:t>[</w:t>
+      </w:r>
+      <w:proofErr w:type="spellStart"/>
+      <w:proofErr w:type="gramEnd"/>
+      <w:r>
+        <w:rPr>
+          <w:lang w:val="en-US"/>
+        </w:rPr>
         <w:t>i</w:t>
       </w:r>
       <w:proofErr w:type="spellEnd"/>
       <w:r>
-        <w:rPr>
-          <w:lang w:val="en-US"/>
-        </w:rPr>
-        <w:t>)=</w:t>
+        <w:t xml:space="preserve">] = </w:t>
+      </w:r>
+      <w:r>
+        <w:rPr>
+          <w:lang w:val="en-US"/>
+        </w:rPr>
+        <w:t>matrix</w:t>
+      </w:r>
+      <w:r>
+        <w:t xml:space="preserve">[0] + </w:t>
+      </w:r>
+      <w:proofErr w:type="spellStart"/>
+      <w:r>
+        <w:rPr>
+          <w:lang w:val="en-US"/>
+        </w:rPr>
+        <w:t>i</w:t>
+      </w:r>
+      <w:proofErr w:type="spellEnd"/>
+      <w:r>
+        <w:t xml:space="preserve"> * </w:t>
+      </w:r>
+      <w:r>
+        <w:rPr>
+          <w:lang w:val="en-US"/>
+        </w:rPr>
+        <w:t>columns</w:t>
+      </w:r>
+      <w:r>
+        <w:t>; // устанавливается указатель на начало</w:t>
+      </w:r>
+    </w:p>
+    <w:p>
+      <w:proofErr w:type="spellStart"/>
+      <w:r>
+        <w:rPr>
+          <w:lang w:val="en-US"/>
+        </w:rPr>
+        <w:t>i</w:t>
+      </w:r>
+      <w:proofErr w:type="spellEnd"/>
+      <w:r>
+        <w:t>-</w:t>
+      </w:r>
+      <w:proofErr w:type="spellStart"/>
+      <w:r>
+        <w:t>й</w:t>
+      </w:r>
+      <w:proofErr w:type="spellEnd"/>
+      <w:r>
+        <w:t xml:space="preserve"> строки в массиве </w:t>
+      </w:r>
+      <w:r>
+        <w:rPr>
+          <w:lang w:val="en-US"/>
+        </w:rPr>
+        <w:t>matrix</w:t>
+      </w:r>
+    </w:p>
+    <w:p>
+      <w:proofErr w:type="gramStart"/>
+      <w:r>
+        <w:t>} // заполнение всего массива указателей</w:t>
       </w:r>
       <w:proofErr w:type="gramEnd"/>
-      <w:r>
-        <w:rPr>
-          <w:lang w:val="en-US"/>
-        </w:rPr>
-        <w:t xml:space="preserve"> (char</w:t>
-      </w:r>
-      <w:proofErr w:type="gramStart"/>
-      <w:r>
-        <w:rPr>
-          <w:lang w:val="en-US"/>
-        </w:rPr>
-        <w:t xml:space="preserve">*)malloc( </w:t>
-      </w:r>
-      <w:proofErr w:type="spellStart"/>
-      <w:r>
-        <w:rPr>
-          <w:lang w:val="en-US"/>
-        </w:rPr>
-        <w:t>strlen</w:t>
-      </w:r>
-      <w:proofErr w:type="spellEnd"/>
-      <w:proofErr w:type="gramEnd"/>
-      <w:r>
-        <w:rPr>
-          <w:lang w:val="en-US"/>
-        </w:rPr>
-        <w:t>(sports[</w:t>
-      </w:r>
-      <w:proofErr w:type="spellStart"/>
-      <w:r>
-        <w:rPr>
-          <w:lang w:val="en-US"/>
-        </w:rPr>
-        <w:t>i</w:t>
-      </w:r>
-      <w:proofErr w:type="spellEnd"/>
-      <w:proofErr w:type="gramStart"/>
-      <w:r>
-        <w:rPr>
-          <w:lang w:val="en-US"/>
-        </w:rPr>
-        <w:t>])*</w:t>
-      </w:r>
-      <w:proofErr w:type="gramEnd"/>
-      <w:r>
-        <w:rPr>
-          <w:lang w:val="en-US"/>
-        </w:rPr>
-        <w:t xml:space="preserve"> </w:t>
-      </w:r>
-      <w:proofErr w:type="spellStart"/>
-      <w:r>
-        <w:rPr>
-          <w:lang w:val="en-US"/>
-        </w:rPr>
-        <w:t>sizeof</w:t>
-      </w:r>
-      <w:proofErr w:type="spellEnd"/>
-      <w:r>
-        <w:rPr>
-          <w:lang w:val="en-US"/>
-        </w:rPr>
-        <w:t>(char));</w:t>
-      </w:r>
-    </w:p>
-    <w:p>
-      <w:proofErr w:type="spellStart"/>
-      <w:proofErr w:type="gramStart"/>
-      <w:r>
-        <w:t>strcpy</w:t>
-      </w:r>
-      <w:proofErr w:type="spellEnd"/>
-      <w:r>
-        <w:t>(</w:t>
-      </w:r>
-      <w:proofErr w:type="gramEnd"/>
-      <w:r>
-        <w:t>*(</w:t>
-      </w:r>
-      <w:proofErr w:type="spellStart"/>
-      <w:r>
-        <w:t>arr</w:t>
-      </w:r>
-      <w:proofErr w:type="spellEnd"/>
-      <w:r>
-        <w:t xml:space="preserve"> + i), </w:t>
-      </w:r>
-      <w:proofErr w:type="spellStart"/>
-      <w:r>
-        <w:t>sports</w:t>
-      </w:r>
-      <w:proofErr w:type="spellEnd"/>
-      <w:r>
-        <w:t>[i]); //копирование строки по адресу</w:t>
-      </w:r>
-    </w:p>
-    <w:p>
-      <w:pPr>
-        <w:rPr>
-          <w:lang w:val="en-US"/>
-        </w:rPr>
-      </w:pPr>
-      <w:r>
-        <w:rPr>
-          <w:lang w:val="en-US"/>
-        </w:rPr>
-        <w:t>}</w:t>
-      </w:r>
-    </w:p>
-    <w:p>
-      <w:pPr>
-        <w:rPr>
-          <w:lang w:val="en-US"/>
-        </w:rPr>
-      </w:pPr>
-      <w:r>
-        <w:t>Можно оптимально строить двумерный массив как массив указателей</w:t>
-      </w:r>
-      <w:r>
-        <w:t xml:space="preserve"> </w:t>
-      </w:r>
-      <w:r>
-        <w:t>следующим образом:</w:t>
-      </w:r>
-    </w:p>
-    <w:p>
-      <w:pPr>
-        <w:rPr>
-          <w:lang w:val="en-US"/>
-        </w:rPr>
-      </w:pPr>
-      <w:r>
-        <w:rPr>
-          <w:lang w:val="en-US"/>
-        </w:rPr>
-        <w:t xml:space="preserve">int** </w:t>
-      </w:r>
-      <w:proofErr w:type="spellStart"/>
-      <w:r>
-        <w:rPr>
-          <w:lang w:val="en-US"/>
-        </w:rPr>
-        <w:t>create_</w:t>
-      </w:r>
-      <w:proofErr w:type="gramStart"/>
-      <w:r>
-        <w:rPr>
-          <w:lang w:val="en-US"/>
-        </w:rPr>
-        <w:t>matrix</w:t>
-      </w:r>
-      <w:proofErr w:type="spellEnd"/>
-      <w:r>
-        <w:rPr>
-          <w:lang w:val="en-US"/>
-        </w:rPr>
-        <w:t>( int</w:t>
-      </w:r>
-      <w:proofErr w:type="gramEnd"/>
-      <w:r>
-        <w:rPr>
-          <w:lang w:val="en-US"/>
-        </w:rPr>
-        <w:t xml:space="preserve"> rows, int </w:t>
-      </w:r>
-      <w:proofErr w:type="gramStart"/>
-      <w:r>
-        <w:rPr>
-          <w:lang w:val="en-US"/>
-        </w:rPr>
-        <w:t>columns){</w:t>
-      </w:r>
-      <w:proofErr w:type="gramEnd"/>
-    </w:p>
-    <w:p>
-      <w:pPr>
-        <w:rPr>
-          <w:lang w:val="en-US"/>
-        </w:rPr>
-      </w:pPr>
-      <w:r>
-        <w:rPr>
-          <w:lang w:val="en-US"/>
-        </w:rPr>
-        <w:t xml:space="preserve">int **matrix = (int **) </w:t>
-      </w:r>
-      <w:proofErr w:type="gramStart"/>
-      <w:r>
-        <w:rPr>
-          <w:lang w:val="en-US"/>
-        </w:rPr>
-        <w:t>malloc(</w:t>
-      </w:r>
-      <w:proofErr w:type="gramEnd"/>
-      <w:r>
-        <w:rPr>
-          <w:lang w:val="en-US"/>
-        </w:rPr>
-        <w:t xml:space="preserve">rows * </w:t>
-      </w:r>
-      <w:proofErr w:type="spellStart"/>
-      <w:proofErr w:type="gramStart"/>
-      <w:r>
-        <w:rPr>
-          <w:lang w:val="en-US"/>
-        </w:rPr>
-        <w:t>sizeof</w:t>
-      </w:r>
-      <w:proofErr w:type="spellEnd"/>
-      <w:r>
-        <w:rPr>
-          <w:lang w:val="en-US"/>
-        </w:rPr>
-        <w:t>(</w:t>
-      </w:r>
-      <w:proofErr w:type="gramEnd"/>
-      <w:r>
-        <w:rPr>
-          <w:lang w:val="en-US"/>
-        </w:rPr>
-        <w:t xml:space="preserve">int *)); // </w:t>
-      </w:r>
-      <w:proofErr w:type="spellStart"/>
-      <w:r>
-        <w:rPr>
-          <w:lang w:val="en-US"/>
-        </w:rPr>
-        <w:t>Выделяется</w:t>
-      </w:r>
-      <w:proofErr w:type="spellEnd"/>
-      <w:r>
-        <w:rPr>
-          <w:lang w:val="en-US"/>
-        </w:rPr>
-        <w:t xml:space="preserve"> </w:t>
-      </w:r>
-      <w:proofErr w:type="spellStart"/>
-      <w:r>
-        <w:rPr>
-          <w:lang w:val="en-US"/>
-        </w:rPr>
-        <w:t>память</w:t>
-      </w:r>
-      <w:proofErr w:type="spellEnd"/>
-      <w:r>
-        <w:rPr>
-          <w:lang w:val="en-US"/>
-        </w:rPr>
-        <w:t xml:space="preserve"> </w:t>
-      </w:r>
-      <w:proofErr w:type="spellStart"/>
-      <w:r>
-        <w:rPr>
-          <w:lang w:val="en-US"/>
-        </w:rPr>
-        <w:t>для</w:t>
-      </w:r>
-      <w:proofErr w:type="spellEnd"/>
-    </w:p>
-    <w:p>
-      <w:pPr>
-        <w:rPr>
-          <w:lang w:val="en-US"/>
-        </w:rPr>
-      </w:pPr>
-      <w:proofErr w:type="spellStart"/>
-      <w:r>
-        <w:rPr>
-          <w:lang w:val="en-US"/>
-        </w:rPr>
-        <w:t>массива</w:t>
-      </w:r>
-      <w:proofErr w:type="spellEnd"/>
-      <w:r>
-        <w:rPr>
-          <w:lang w:val="en-US"/>
-        </w:rPr>
-        <w:t xml:space="preserve"> </w:t>
-      </w:r>
-      <w:proofErr w:type="spellStart"/>
-      <w:r>
-        <w:rPr>
-          <w:lang w:val="en-US"/>
-        </w:rPr>
-        <w:t>указателей</w:t>
-      </w:r>
-      <w:proofErr w:type="spellEnd"/>
-      <w:r>
-        <w:rPr>
-          <w:lang w:val="en-US"/>
-        </w:rPr>
-        <w:t xml:space="preserve"> </w:t>
-      </w:r>
-      <w:proofErr w:type="spellStart"/>
-      <w:r>
-        <w:rPr>
-          <w:lang w:val="en-US"/>
-        </w:rPr>
-        <w:t>на</w:t>
-      </w:r>
-      <w:proofErr w:type="spellEnd"/>
-      <w:r>
-        <w:rPr>
-          <w:lang w:val="en-US"/>
-        </w:rPr>
-        <w:t xml:space="preserve"> rows</w:t>
-      </w:r>
-    </w:p>
-    <w:p>
-      <w:pPr>
-        <w:rPr>
-          <w:lang w:val="en-US"/>
-        </w:rPr>
-      </w:pPr>
-      <w:proofErr w:type="gramStart"/>
-      <w:r>
-        <w:rPr>
-          <w:lang w:val="en-US"/>
-        </w:rPr>
-        <w:t>matrix[</w:t>
-      </w:r>
-      <w:proofErr w:type="gramEnd"/>
-      <w:r>
-        <w:rPr>
-          <w:lang w:val="en-US"/>
-        </w:rPr>
-        <w:t xml:space="preserve">0] = (int *) </w:t>
-      </w:r>
-      <w:proofErr w:type="gramStart"/>
-      <w:r>
-        <w:rPr>
-          <w:lang w:val="en-US"/>
-        </w:rPr>
-        <w:t>malloc(</w:t>
-      </w:r>
-      <w:proofErr w:type="gramEnd"/>
-      <w:r>
-        <w:rPr>
-          <w:lang w:val="en-US"/>
-        </w:rPr>
-        <w:t xml:space="preserve">rows * columns * </w:t>
-      </w:r>
-      <w:proofErr w:type="spellStart"/>
-      <w:r>
-        <w:rPr>
-          <w:lang w:val="en-US"/>
-        </w:rPr>
-        <w:t>sizeof</w:t>
-      </w:r>
-      <w:proofErr w:type="spellEnd"/>
-      <w:r>
-        <w:rPr>
-          <w:lang w:val="en-US"/>
-        </w:rPr>
-        <w:t>(int</w:t>
-      </w:r>
-      <w:proofErr w:type="gramStart"/>
-      <w:r>
-        <w:rPr>
-          <w:lang w:val="en-US"/>
-        </w:rPr>
-        <w:t>));/</w:t>
-      </w:r>
-      <w:proofErr w:type="gramEnd"/>
-      <w:r>
-        <w:rPr>
-          <w:lang w:val="en-US"/>
-        </w:rPr>
-        <w:t xml:space="preserve">/ </w:t>
-      </w:r>
-      <w:proofErr w:type="spellStart"/>
-      <w:r>
-        <w:rPr>
-          <w:lang w:val="en-US"/>
-        </w:rPr>
-        <w:t>Выделяется</w:t>
-      </w:r>
-      <w:proofErr w:type="spellEnd"/>
-      <w:r>
-        <w:rPr>
-          <w:lang w:val="en-US"/>
-        </w:rPr>
-        <w:t xml:space="preserve"> </w:t>
-      </w:r>
-      <w:proofErr w:type="spellStart"/>
-      <w:r>
-        <w:rPr>
-          <w:lang w:val="en-US"/>
-        </w:rPr>
-        <w:t>память</w:t>
-      </w:r>
-      <w:proofErr w:type="spellEnd"/>
-    </w:p>
-    <w:p>
-      <w:r>
-        <w:t>для всех элементов матрицы в виде одного непрерывного блока</w:t>
-      </w:r>
-    </w:p>
-    <w:p>
-      <w:pPr>
-        <w:rPr>
-          <w:lang w:val="en-US"/>
-        </w:rPr>
-      </w:pPr>
-      <w:r>
-        <w:rPr>
-          <w:lang w:val="en-US"/>
-        </w:rPr>
-        <w:t xml:space="preserve">for (int </w:t>
-      </w:r>
-      <w:proofErr w:type="spellStart"/>
-      <w:r>
-        <w:rPr>
-          <w:lang w:val="en-US"/>
-        </w:rPr>
-        <w:t>i</w:t>
-      </w:r>
-      <w:proofErr w:type="spellEnd"/>
-      <w:r>
-        <w:rPr>
-          <w:lang w:val="en-US"/>
-        </w:rPr>
-        <w:t xml:space="preserve"> = 1; </w:t>
-      </w:r>
-      <w:proofErr w:type="spellStart"/>
-      <w:r>
-        <w:rPr>
-          <w:lang w:val="en-US"/>
-        </w:rPr>
-        <w:t>i</w:t>
-      </w:r>
-      <w:proofErr w:type="spellEnd"/>
-      <w:r>
-        <w:rPr>
-          <w:lang w:val="en-US"/>
-        </w:rPr>
-        <w:t xml:space="preserve"> &lt; rows; </w:t>
-      </w:r>
-      <w:proofErr w:type="spellStart"/>
-      <w:r>
-        <w:rPr>
-          <w:lang w:val="en-US"/>
-        </w:rPr>
-        <w:t>i</w:t>
-      </w:r>
-      <w:proofErr w:type="spellEnd"/>
-      <w:r>
-        <w:rPr>
-          <w:lang w:val="en-US"/>
-        </w:rPr>
-        <w:t>++)</w:t>
-      </w:r>
-    </w:p>
-    <w:p>
-      <w:r>
-        <w:rPr>
-          <w:lang w:val="en-US"/>
-        </w:rPr>
-        <w:t>matrix</w:t>
-      </w:r>
-      <w:r>
-        <w:t>[</w:t>
-      </w:r>
-      <w:proofErr w:type="spellStart"/>
-      <w:r>
-        <w:rPr>
-          <w:lang w:val="en-US"/>
-        </w:rPr>
-        <w:t>i</w:t>
-      </w:r>
-      <w:proofErr w:type="spellEnd"/>
-      <w:r>
-        <w:t xml:space="preserve">] = </w:t>
-      </w:r>
-      <w:proofErr w:type="gramStart"/>
-      <w:r>
-        <w:rPr>
-          <w:lang w:val="en-US"/>
-        </w:rPr>
-        <w:t>matrix</w:t>
-      </w:r>
-      <w:r>
-        <w:t>[</w:t>
-      </w:r>
-      <w:proofErr w:type="gramEnd"/>
-      <w:r>
-        <w:t xml:space="preserve">0] + </w:t>
-      </w:r>
-      <w:proofErr w:type="spellStart"/>
-      <w:r>
-        <w:rPr>
-          <w:lang w:val="en-US"/>
-        </w:rPr>
-        <w:t>i</w:t>
-      </w:r>
-      <w:proofErr w:type="spellEnd"/>
-      <w:r>
-        <w:t xml:space="preserve"> * </w:t>
-      </w:r>
-      <w:r>
-        <w:rPr>
-          <w:lang w:val="en-US"/>
-        </w:rPr>
-        <w:t>columns</w:t>
-      </w:r>
-      <w:r>
-        <w:t>; // устанавливается указатель на начало</w:t>
-      </w:r>
-    </w:p>
-    <w:p>
-      <w:proofErr w:type="spellStart"/>
-      <w:r>
-        <w:rPr>
-          <w:lang w:val="en-US"/>
-        </w:rPr>
-        <w:t>i</w:t>
-      </w:r>
-      <w:proofErr w:type="spellEnd"/>
-      <w:r>
-        <w:t xml:space="preserve">-й строки в массиве </w:t>
-      </w:r>
-      <w:r>
-        <w:rPr>
-          <w:lang w:val="en-US"/>
-        </w:rPr>
-        <w:t>matrix</w:t>
-      </w:r>
-    </w:p>
-    <w:p>
-      <w:pPr>
-        <w:rPr>
-          <w:lang w:val="en-US"/>
-        </w:rPr>
-      </w:pPr>
-      <w:r>
-        <w:rPr>
-          <w:lang w:val="en-US"/>
-        </w:rPr>
-        <w:t xml:space="preserve">} // </w:t>
-      </w:r>
-      <w:proofErr w:type="spellStart"/>
-      <w:r>
-        <w:rPr>
-          <w:lang w:val="en-US"/>
-        </w:rPr>
-        <w:t>заполнение</w:t>
-      </w:r>
-      <w:proofErr w:type="spellEnd"/>
-      <w:r>
-        <w:rPr>
-          <w:lang w:val="en-US"/>
-        </w:rPr>
-        <w:t xml:space="preserve"> </w:t>
-      </w:r>
-      <w:proofErr w:type="spellStart"/>
-      <w:r>
-        <w:rPr>
-          <w:lang w:val="en-US"/>
-        </w:rPr>
-        <w:t>всего</w:t>
-      </w:r>
-      <w:proofErr w:type="spellEnd"/>
-      <w:r>
-        <w:rPr>
-          <w:lang w:val="en-US"/>
-        </w:rPr>
-        <w:t xml:space="preserve"> </w:t>
-      </w:r>
-      <w:proofErr w:type="spellStart"/>
-      <w:r>
-        <w:rPr>
-          <w:lang w:val="en-US"/>
-        </w:rPr>
-        <w:t>массива</w:t>
-      </w:r>
-      <w:proofErr w:type="spellEnd"/>
-      <w:r>
-        <w:rPr>
-          <w:lang w:val="en-US"/>
-        </w:rPr>
-        <w:t xml:space="preserve"> </w:t>
-      </w:r>
-      <w:proofErr w:type="spellStart"/>
-      <w:r>
-        <w:rPr>
-          <w:lang w:val="en-US"/>
-        </w:rPr>
-        <w:t>указателей</w:t>
-      </w:r>
-      <w:proofErr w:type="spellEnd"/>
     </w:p>
     <w:p>
       <w:pPr>
         <w:pBdr>
           <w:bottom w:val="single" w:sz="12" w:space="1" w:color="auto"/>
         </w:pBdr>
-        <w:rPr>
-          <w:lang w:val="en-US"/>
-        </w:rPr>
       </w:pPr>
     </w:p>
     <w:p>
@@ -2137,6 +2149,11 @@
       </w:r>
     </w:p>
     <w:p>
+      <w:pPr>
+        <w:rPr>
+          <w:lang w:val="en-US"/>
+        </w:rPr>
+      </w:pPr>
       <w:r>
         <w:t>Пример:</w:t>
       </w:r>
@@ -2144,10 +2161,11 @@
     <w:p>
       <w:r>
         <w:rPr>
-          <w:lang w:val="en-US"/>
+          <w:noProof/>
+          <w:lang w:eastAsia="ru-RU"/>
         </w:rPr>
         <w:drawing>
-          <wp:inline distT="0" distB="0" distL="0" distR="0" wp14:anchorId="0DE0AF34" wp14:editId="509D0958">
+          <wp:inline distT="0" distB="0" distL="0" distR="0">
             <wp:extent cx="5940425" cy="2012950"/>
             <wp:effectExtent l="0" t="0" r="3175" b="6350"/>
             <wp:docPr id="1968481122" name="Рисунок 1"/>
@@ -2162,7 +2180,7 @@
                     <pic:cNvPicPr/>
                   </pic:nvPicPr>
                   <pic:blipFill>
-                    <a:blip r:embed="rId8"/>
+                    <a:blip r:embed="rId8" cstate="print"/>
                     <a:stretch>
                       <a:fillRect/>
                     </a:stretch>
@@ -2218,17 +2236,67 @@
         <w:t xml:space="preserve">Отсортируйте виды спорта с использованием функции </w:t>
       </w:r>
       <w:proofErr w:type="spellStart"/>
-      <w:proofErr w:type="gramStart"/>
       <w:r>
         <w:t>qsort</w:t>
       </w:r>
       <w:proofErr w:type="spellEnd"/>
       <w:r>
-        <w:t>(</w:t>
-      </w:r>
-      <w:proofErr w:type="gramEnd"/>
-      <w:r>
-        <w:t>) и напечатайте сначала отсортированный массив, а потом исходный</w:t>
+        <w:t>() и напечатайте сначала отсортированный массив, а потом исходный</w:t>
+      </w:r>
+    </w:p>
+    <w:p/>
+    <w:p/>
+    <w:p>
+      <w:r>
+        <w:rPr>
+          <w:noProof/>
+          <w:lang w:eastAsia="ru-RU"/>
+        </w:rPr>
+        <w:drawing>
+          <wp:inline distT="0" distB="0" distL="0" distR="0">
+            <wp:extent cx="5940425" cy="3157132"/>
+            <wp:effectExtent l="19050" t="0" r="3175" b="0"/>
+            <wp:docPr id="1" name="Рисунок 1"/>
+            <wp:cNvGraphicFramePr>
+              <a:graphicFrameLocks xmlns:a="http://schemas.openxmlformats.org/drawingml/2006/main" noChangeAspect="1"/>
+            </wp:cNvGraphicFramePr>
+            <a:graphic xmlns:a="http://schemas.openxmlformats.org/drawingml/2006/main">
+              <a:graphicData uri="http://schemas.openxmlformats.org/drawingml/2006/picture">
+                <pic:pic xmlns:pic="http://schemas.openxmlformats.org/drawingml/2006/picture">
+                  <pic:nvPicPr>
+                    <pic:cNvPr id="0" name="Picture 1"/>
+                    <pic:cNvPicPr>
+                      <a:picLocks noChangeAspect="1" noChangeArrowheads="1"/>
+                    </pic:cNvPicPr>
+                  </pic:nvPicPr>
+                  <pic:blipFill>
+                    <a:blip r:embed="rId9" cstate="print"/>
+                    <a:srcRect/>
+                    <a:stretch>
+                      <a:fillRect/>
+                    </a:stretch>
+                  </pic:blipFill>
+                  <pic:spPr bwMode="auto">
+                    <a:xfrm>
+                      <a:off x="0" y="0"/>
+                      <a:ext cx="5940425" cy="3157132"/>
+                    </a:xfrm>
+                    <a:prstGeom prst="rect">
+                      <a:avLst/>
+                    </a:prstGeom>
+                    <a:noFill/>
+                    <a:ln w="9525">
+                      <a:noFill/>
+                      <a:miter lim="800000"/>
+                      <a:headEnd/>
+                      <a:tailEnd/>
+                    </a:ln>
+                  </pic:spPr>
+                </pic:pic>
+              </a:graphicData>
+            </a:graphic>
+          </wp:inline>
+        </w:drawing>
       </w:r>
     </w:p>
     <w:p/>
@@ -2295,8 +2363,8 @@
 </file>
 
 <file path=word/numbering.xml><?xml version="1.0" encoding="utf-8"?>
-<w:numbering xmlns:wpc="http://schemas.microsoft.com/office/word/2010/wordprocessingCanvas" xmlns:cx="http://schemas.microsoft.com/office/drawing/2014/chartex" xmlns:cx1="http://schemas.microsoft.com/office/drawing/2015/9/8/chartex" xmlns:cx2="http://schemas.microsoft.com/office/drawing/2015/10/21/chartex" xmlns:cx3="http://schemas.microsoft.com/office/drawing/2016/5/9/chartex" xmlns:cx4="http://schemas.microsoft.com/office/drawing/2016/5/10/chartex" xmlns:cx5="http://schemas.microsoft.com/office/drawing/2016/5/11/chartex" xmlns:cx6="http://schemas.microsoft.com/office/drawing/2016/5/12/chartex" xmlns:cx7="http://schemas.microsoft.com/office/drawing/2016/5/13/chartex" xmlns:cx8="http://schemas.microsoft.com/office/drawing/2016/5/14/chartex" xmlns:mc="http://schemas.openxmlformats.org/markup-compatibility/2006" xmlns:aink="http://schemas.microsoft.com/office/drawing/2016/ink" xmlns:am3d="http://schemas.microsoft.com/office/drawing/2017/model3d" xmlns:o="urn:schemas-microsoft-com:office:office" xmlns:oel="http://schemas.microsoft.com/office/2019/extlst" xmlns:r="http://schemas.openxmlformats.org/officeDocument/2006/relationships" xmlns:m="http://schemas.openxmlformats.org/officeDocument/2006/math" xmlns:v="urn:schemas-microsoft-com:vml" xmlns:wp14="http://schemas.microsoft.com/office/word/2010/wordprocessingDrawing" xmlns:wp="http://schemas.openxmlformats.org/drawingml/2006/wordprocessingDrawing" xmlns:w10="urn:schemas-microsoft-com:office:word" xmlns:w="http://schemas.openxmlformats.org/wordprocessingml/2006/main" xmlns:w14="http://schemas.microsoft.com/office/word/2010/wordml" xmlns:w15="http://schemas.microsoft.com/office/word/2012/wordml" xmlns:w16cex="http://schemas.microsoft.com/office/word/2018/wordml/cex" xmlns:w16cid="http://schemas.microsoft.com/office/word/2016/wordml/cid" xmlns:w16="http://schemas.microsoft.com/office/word/2018/wordml" xmlns:w16du="http://schemas.microsoft.com/office/word/2023/wordml/word16du" xmlns:w16sdtdh="http://schemas.microsoft.com/office/word/2020/wordml/sdtdatahash" xmlns:w16sdtfl="http://schemas.microsoft.com/office/word/2024/wordml/sdtformatlock" xmlns:w16se="http://schemas.microsoft.com/office/word/2015/wordml/symex" xmlns:wpg="http://schemas.microsoft.com/office/word/2010/wordprocessingGroup" xmlns:wpi="http://schemas.microsoft.com/office/word/2010/wordprocessingInk" xmlns:wne="http://schemas.microsoft.com/office/word/2006/wordml" xmlns:wps="http://schemas.microsoft.com/office/word/2010/wordprocessingShape" mc:Ignorable="w14 w15 w16se w16cid w16 w16cex w16sdtdh w16sdtfl w16du wp14">
-  <w:abstractNum w:abstractNumId="0" w15:restartNumberingAfterBreak="0">
+<w:numbering xmlns:ve="http://schemas.openxmlformats.org/markup-compatibility/2006" xmlns:o="urn:schemas-microsoft-com:office:office" xmlns:r="http://schemas.openxmlformats.org/officeDocument/2006/relationships" xmlns:m="http://schemas.openxmlformats.org/officeDocument/2006/math" xmlns:v="urn:schemas-microsoft-com:vml" xmlns:wp="http://schemas.openxmlformats.org/drawingml/2006/wordprocessingDrawing" xmlns:w10="urn:schemas-microsoft-com:office:word" xmlns:w="http://schemas.openxmlformats.org/wordprocessingml/2006/main" xmlns:wne="http://schemas.microsoft.com/office/word/2006/wordml">
+  <w:abstractNum w:abstractNumId="0">
     <w:nsid w:val="127E2059"/>
     <w:multiLevelType w:val="multilevel"/>
     <w:tmpl w:val="81FAC8A4"/>
@@ -2409,7 +2477,7 @@
       </w:pPr>
     </w:lvl>
   </w:abstractNum>
-  <w:abstractNum w:abstractNumId="1" w15:restartNumberingAfterBreak="0">
+  <w:abstractNum w:abstractNumId="1">
     <w:nsid w:val="66AE6199"/>
     <w:multiLevelType w:val="multilevel"/>
     <w:tmpl w:val="D0B4319C"/>
@@ -2522,17 +2590,17 @@
       </w:pPr>
     </w:lvl>
   </w:abstractNum>
-  <w:num w:numId="1" w16cid:durableId="1174345282">
+  <w:num w:numId="1">
     <w:abstractNumId w:val="1"/>
   </w:num>
-  <w:num w:numId="2" w16cid:durableId="1675644674">
+  <w:num w:numId="2">
     <w:abstractNumId w:val="0"/>
   </w:num>
 </w:numbering>
 </file>
 
 <file path=word/styles.xml><?xml version="1.0" encoding="utf-8"?>
-<w:styles xmlns:mc="http://schemas.openxmlformats.org/markup-compatibility/2006" xmlns:r="http://schemas.openxmlformats.org/officeDocument/2006/relationships" xmlns:w="http://schemas.openxmlformats.org/wordprocessingml/2006/main" xmlns:w14="http://schemas.microsoft.com/office/word/2010/wordml" xmlns:w15="http://schemas.microsoft.com/office/word/2012/wordml" xmlns:w16cex="http://schemas.microsoft.com/office/word/2018/wordml/cex" xmlns:w16cid="http://schemas.microsoft.com/office/word/2016/wordml/cid" xmlns:w16="http://schemas.microsoft.com/office/word/2018/wordml" xmlns:w16du="http://schemas.microsoft.com/office/word/2023/wordml/word16du" xmlns:w16sdtdh="http://schemas.microsoft.com/office/word/2020/wordml/sdtdatahash" xmlns:w16sdtfl="http://schemas.microsoft.com/office/word/2024/wordml/sdtformatlock" xmlns:w16se="http://schemas.microsoft.com/office/word/2015/wordml/symex" mc:Ignorable="w14 w15 w16se w16cid w16 w16cex w16sdtdh w16sdtfl w16du">
+<w:styles xmlns:r="http://schemas.openxmlformats.org/officeDocument/2006/relationships" xmlns:w="http://schemas.openxmlformats.org/wordprocessingml/2006/main">
   <w:docDefaults>
     <w:rPrDefault>
       <w:rPr>
@@ -2541,7 +2609,6 @@
         <w:sz w:val="24"/>
         <w:szCs w:val="24"/>
         <w:lang w:val="ru-RU" w:eastAsia="en-US" w:bidi="ar-SA"/>
-        <w14:ligatures w14:val="standardContextual"/>
       </w:rPr>
     </w:rPrDefault>
     <w:pPrDefault>
@@ -2550,387 +2617,149 @@
       </w:pPr>
     </w:pPrDefault>
   </w:docDefaults>
-  <w:latentStyles w:defLockedState="0" w:defUIPriority="99" w:defSemiHidden="0" w:defUnhideWhenUsed="0" w:defQFormat="0" w:count="376">
-    <w:lsdException w:name="Normal" w:uiPriority="0" w:qFormat="1"/>
-    <w:lsdException w:name="heading 1" w:uiPriority="9" w:qFormat="1"/>
-    <w:lsdException w:name="heading 2" w:semiHidden="1" w:uiPriority="9" w:unhideWhenUsed="1" w:qFormat="1"/>
-    <w:lsdException w:name="heading 3" w:semiHidden="1" w:uiPriority="9" w:unhideWhenUsed="1" w:qFormat="1"/>
-    <w:lsdException w:name="heading 4" w:semiHidden="1" w:uiPriority="9" w:unhideWhenUsed="1" w:qFormat="1"/>
-    <w:lsdException w:name="heading 5" w:semiHidden="1" w:uiPriority="9" w:unhideWhenUsed="1" w:qFormat="1"/>
-    <w:lsdException w:name="heading 6" w:semiHidden="1" w:uiPriority="9" w:unhideWhenUsed="1" w:qFormat="1"/>
-    <w:lsdException w:name="heading 7" w:semiHidden="1" w:uiPriority="9" w:unhideWhenUsed="1" w:qFormat="1"/>
-    <w:lsdException w:name="heading 8" w:semiHidden="1" w:uiPriority="9" w:unhideWhenUsed="1" w:qFormat="1"/>
-    <w:lsdException w:name="heading 9" w:semiHidden="1" w:uiPriority="9" w:unhideWhenUsed="1" w:qFormat="1"/>
-    <w:lsdException w:name="index 1" w:semiHidden="1" w:unhideWhenUsed="1"/>
-    <w:lsdException w:name="index 2" w:semiHidden="1" w:unhideWhenUsed="1"/>
-    <w:lsdException w:name="index 3" w:semiHidden="1" w:unhideWhenUsed="1"/>
-    <w:lsdException w:name="index 4" w:semiHidden="1" w:unhideWhenUsed="1"/>
-    <w:lsdException w:name="index 5" w:semiHidden="1" w:unhideWhenUsed="1"/>
-    <w:lsdException w:name="index 6" w:semiHidden="1" w:unhideWhenUsed="1"/>
-    <w:lsdException w:name="index 7" w:semiHidden="1" w:unhideWhenUsed="1"/>
-    <w:lsdException w:name="index 8" w:semiHidden="1" w:unhideWhenUsed="1"/>
-    <w:lsdException w:name="index 9" w:semiHidden="1" w:unhideWhenUsed="1"/>
-    <w:lsdException w:name="toc 1" w:semiHidden="1" w:uiPriority="39" w:unhideWhenUsed="1"/>
-    <w:lsdException w:name="toc 2" w:semiHidden="1" w:uiPriority="39" w:unhideWhenUsed="1"/>
-    <w:lsdException w:name="toc 3" w:semiHidden="1" w:uiPriority="39" w:unhideWhenUsed="1"/>
-    <w:lsdException w:name="toc 4" w:semiHidden="1" w:uiPriority="39" w:unhideWhenUsed="1"/>
-    <w:lsdException w:name="toc 5" w:semiHidden="1" w:uiPriority="39" w:unhideWhenUsed="1"/>
-    <w:lsdException w:name="toc 6" w:semiHidden="1" w:uiPriority="39" w:unhideWhenUsed="1"/>
-    <w:lsdException w:name="toc 7" w:semiHidden="1" w:uiPriority="39" w:unhideWhenUsed="1"/>
-    <w:lsdException w:name="toc 8" w:semiHidden="1" w:uiPriority="39" w:unhideWhenUsed="1"/>
-    <w:lsdException w:name="toc 9" w:semiHidden="1" w:uiPriority="39" w:unhideWhenUsed="1"/>
-    <w:lsdException w:name="Normal Indent" w:semiHidden="1" w:unhideWhenUsed="1"/>
-    <w:lsdException w:name="footnote text" w:semiHidden="1" w:unhideWhenUsed="1"/>
-    <w:lsdException w:name="annotation text" w:semiHidden="1" w:unhideWhenUsed="1"/>
-    <w:lsdException w:name="header" w:semiHidden="1" w:unhideWhenUsed="1"/>
-    <w:lsdException w:name="footer" w:semiHidden="1" w:unhideWhenUsed="1"/>
-    <w:lsdException w:name="index heading" w:semiHidden="1" w:unhideWhenUsed="1"/>
-    <w:lsdException w:name="caption" w:semiHidden="1" w:uiPriority="35" w:unhideWhenUsed="1" w:qFormat="1"/>
-    <w:lsdException w:name="table of figures" w:semiHidden="1" w:unhideWhenUsed="1"/>
-    <w:lsdException w:name="envelope address" w:semiHidden="1" w:unhideWhenUsed="1"/>
-    <w:lsdException w:name="envelope return" w:semiHidden="1" w:unhideWhenUsed="1"/>
-    <w:lsdException w:name="footnote reference" w:semiHidden="1" w:unhideWhenUsed="1"/>
-    <w:lsdException w:name="annotation reference" w:semiHidden="1" w:unhideWhenUsed="1"/>
-    <w:lsdException w:name="line number" w:semiHidden="1" w:unhideWhenUsed="1"/>
-    <w:lsdException w:name="page number" w:semiHidden="1" w:unhideWhenUsed="1"/>
-    <w:lsdException w:name="endnote reference" w:semiHidden="1" w:unhideWhenUsed="1"/>
-    <w:lsdException w:name="endnote text" w:semiHidden="1" w:unhideWhenUsed="1"/>
-    <w:lsdException w:name="table of authorities" w:semiHidden="1" w:unhideWhenUsed="1"/>
-    <w:lsdException w:name="macro" w:semiHidden="1" w:unhideWhenUsed="1"/>
-    <w:lsdException w:name="toa heading" w:semiHidden="1" w:unhideWhenUsed="1"/>
-    <w:lsdException w:name="List" w:semiHidden="1" w:unhideWhenUsed="1"/>
-    <w:lsdException w:name="List Bullet" w:semiHidden="1" w:unhideWhenUsed="1"/>
-    <w:lsdException w:name="List Number" w:semiHidden="1" w:unhideWhenUsed="1"/>
-    <w:lsdException w:name="List 2" w:semiHidden="1" w:unhideWhenUsed="1"/>
-    <w:lsdException w:name="List 3" w:semiHidden="1" w:unhideWhenUsed="1"/>
-    <w:lsdException w:name="List 4" w:semiHidden="1" w:unhideWhenUsed="1"/>
-    <w:lsdException w:name="List 5" w:semiHidden="1" w:unhideWhenUsed="1"/>
-    <w:lsdException w:name="List Bullet 2" w:semiHidden="1" w:unhideWhenUsed="1"/>
-    <w:lsdException w:name="List Bullet 3" w:semiHidden="1" w:unhideWhenUsed="1"/>
-    <w:lsdException w:name="List Bullet 4" w:semiHidden="1" w:unhideWhenUsed="1"/>
-    <w:lsdException w:name="List Bullet 5" w:semiHidden="1" w:unhideWhenUsed="1"/>
-    <w:lsdException w:name="List Number 2" w:semiHidden="1" w:unhideWhenUsed="1"/>
-    <w:lsdException w:name="List Number 3" w:semiHidden="1" w:unhideWhenUsed="1"/>
-    <w:lsdException w:name="List Number 4" w:semiHidden="1" w:unhideWhenUsed="1"/>
-    <w:lsdException w:name="List Number 5" w:semiHidden="1" w:unhideWhenUsed="1"/>
-    <w:lsdException w:name="Title" w:uiPriority="10" w:qFormat="1"/>
-    <w:lsdException w:name="Closing" w:semiHidden="1" w:unhideWhenUsed="1"/>
-    <w:lsdException w:name="Signature" w:semiHidden="1" w:unhideWhenUsed="1"/>
-    <w:lsdException w:name="Default Paragraph Font" w:semiHidden="1" w:uiPriority="1" w:unhideWhenUsed="1"/>
-    <w:lsdException w:name="Body Text" w:semiHidden="1" w:unhideWhenUsed="1"/>
-    <w:lsdException w:name="Body Text Indent" w:semiHidden="1" w:unhideWhenUsed="1"/>
-    <w:lsdException w:name="List Continue" w:semiHidden="1" w:unhideWhenUsed="1"/>
-    <w:lsdException w:name="List Continue 2" w:semiHidden="1" w:unhideWhenUsed="1"/>
-    <w:lsdException w:name="List Continue 3" w:semiHidden="1" w:unhideWhenUsed="1"/>
-    <w:lsdException w:name="List Continue 4" w:semiHidden="1" w:unhideWhenUsed="1"/>
-    <w:lsdException w:name="List Continue 5" w:semiHidden="1" w:unhideWhenUsed="1"/>
-    <w:lsdException w:name="Message Header" w:semiHidden="1" w:unhideWhenUsed="1"/>
-    <w:lsdException w:name="Subtitle" w:uiPriority="11" w:qFormat="1"/>
-    <w:lsdException w:name="Salutation" w:semiHidden="1" w:unhideWhenUsed="1"/>
-    <w:lsdException w:name="Date" w:semiHidden="1" w:unhideWhenUsed="1"/>
-    <w:lsdException w:name="Body Text First Indent" w:semiHidden="1" w:unhideWhenUsed="1"/>
-    <w:lsdException w:name="Body Text First Indent 2" w:semiHidden="1" w:unhideWhenUsed="1"/>
-    <w:lsdException w:name="Note Heading" w:semiHidden="1" w:unhideWhenUsed="1"/>
-    <w:lsdException w:name="Body Text 2" w:semiHidden="1" w:unhideWhenUsed="1"/>
-    <w:lsdException w:name="Body Text 3" w:semiHidden="1" w:unhideWhenUsed="1"/>
-    <w:lsdException w:name="Body Text Indent 2" w:semiHidden="1" w:unhideWhenUsed="1"/>
-    <w:lsdException w:name="Body Text Indent 3" w:semiHidden="1" w:unhideWhenUsed="1"/>
-    <w:lsdException w:name="Block Text" w:semiHidden="1" w:unhideWhenUsed="1"/>
-    <w:lsdException w:name="Hyperlink" w:semiHidden="1" w:unhideWhenUsed="1"/>
-    <w:lsdException w:name="FollowedHyperlink" w:semiHidden="1" w:unhideWhenUsed="1"/>
-    <w:lsdException w:name="Strong" w:uiPriority="22" w:qFormat="1"/>
-    <w:lsdException w:name="Emphasis" w:uiPriority="20" w:qFormat="1"/>
-    <w:lsdException w:name="Document Map" w:semiHidden="1" w:unhideWhenUsed="1"/>
-    <w:lsdException w:name="Plain Text" w:semiHidden="1" w:unhideWhenUsed="1"/>
-    <w:lsdException w:name="E-mail Signature" w:semiHidden="1" w:unhideWhenUsed="1"/>
-    <w:lsdException w:name="HTML Top of Form" w:semiHidden="1" w:unhideWhenUsed="1"/>
-    <w:lsdException w:name="HTML Bottom of Form" w:semiHidden="1" w:unhideWhenUsed="1"/>
-    <w:lsdException w:name="Normal (Web)" w:semiHidden="1" w:unhideWhenUsed="1"/>
-    <w:lsdException w:name="HTML Acronym" w:semiHidden="1" w:unhideWhenUsed="1"/>
-    <w:lsdException w:name="HTML Address" w:semiHidden="1" w:unhideWhenUsed="1"/>
-    <w:lsdException w:name="HTML Cite" w:semiHidden="1" w:unhideWhenUsed="1"/>
-    <w:lsdException w:name="HTML Code" w:semiHidden="1" w:unhideWhenUsed="1"/>
-    <w:lsdException w:name="HTML Definition" w:semiHidden="1" w:unhideWhenUsed="1"/>
-    <w:lsdException w:name="HTML Keyboard" w:semiHidden="1" w:unhideWhenUsed="1"/>
-    <w:lsdException w:name="HTML Preformatted" w:semiHidden="1" w:unhideWhenUsed="1"/>
-    <w:lsdException w:name="HTML Sample" w:semiHidden="1" w:unhideWhenUsed="1"/>
-    <w:lsdException w:name="HTML Typewriter" w:semiHidden="1" w:unhideWhenUsed="1"/>
-    <w:lsdException w:name="HTML Variable" w:semiHidden="1" w:unhideWhenUsed="1"/>
-    <w:lsdException w:name="Normal Table" w:semiHidden="1" w:unhideWhenUsed="1"/>
-    <w:lsdException w:name="annotation subject" w:semiHidden="1" w:unhideWhenUsed="1"/>
-    <w:lsdException w:name="No List" w:semiHidden="1" w:unhideWhenUsed="1"/>
-    <w:lsdException w:name="Outline List 1" w:semiHidden="1" w:unhideWhenUsed="1"/>
-    <w:lsdException w:name="Outline List 2" w:semiHidden="1" w:unhideWhenUsed="1"/>
-    <w:lsdException w:name="Outline List 3" w:semiHidden="1" w:unhideWhenUsed="1"/>
-    <w:lsdException w:name="Table Simple 1" w:semiHidden="1" w:unhideWhenUsed="1"/>
-    <w:lsdException w:name="Table Simple 2" w:semiHidden="1" w:unhideWhenUsed="1"/>
-    <w:lsdException w:name="Table Simple 3" w:semiHidden="1" w:unhideWhenUsed="1"/>
-    <w:lsdException w:name="Table Classic 1" w:semiHidden="1" w:unhideWhenUsed="1"/>
-    <w:lsdException w:name="Table Classic 2" w:semiHidden="1" w:unhideWhenUsed="1"/>
-    <w:lsdException w:name="Table Classic 3" w:semiHidden="1" w:unhideWhenUsed="1"/>
-    <w:lsdException w:name="Table Classic 4" w:semiHidden="1" w:unhideWhenUsed="1"/>
-    <w:lsdException w:name="Table Colorful 1" w:semiHidden="1" w:unhideWhenUsed="1"/>
-    <w:lsdException w:name="Table Colorful 2" w:semiHidden="1" w:unhideWhenUsed="1"/>
-    <w:lsdException w:name="Table Colorful 3" w:semiHidden="1" w:unhideWhenUsed="1"/>
-    <w:lsdException w:name="Table Columns 1" w:semiHidden="1" w:unhideWhenUsed="1"/>
-    <w:lsdException w:name="Table Columns 2" w:semiHidden="1" w:unhideWhenUsed="1"/>
-    <w:lsdException w:name="Table Columns 3" w:semiHidden="1" w:unhideWhenUsed="1"/>
-    <w:lsdException w:name="Table Columns 4" w:semiHidden="1" w:unhideWhenUsed="1"/>
-    <w:lsdException w:name="Table Columns 5" w:semiHidden="1" w:unhideWhenUsed="1"/>
-    <w:lsdException w:name="Table Grid 1" w:semiHidden="1" w:unhideWhenUsed="1"/>
-    <w:lsdException w:name="Table Grid 2" w:semiHidden="1" w:unhideWhenUsed="1"/>
-    <w:lsdException w:name="Table Grid 3" w:semiHidden="1" w:unhideWhenUsed="1"/>
-    <w:lsdException w:name="Table Grid 4" w:semiHidden="1" w:unhideWhenUsed="1"/>
-    <w:lsdException w:name="Table Grid 5" w:semiHidden="1" w:unhideWhenUsed="1"/>
-    <w:lsdException w:name="Table Grid 6" w:semiHidden="1" w:unhideWhenUsed="1"/>
-    <w:lsdException w:name="Table Grid 7" w:semiHidden="1" w:unhideWhenUsed="1"/>
-    <w:lsdException w:name="Table Grid 8" w:semiHidden="1" w:unhideWhenUsed="1"/>
-    <w:lsdException w:name="Table List 1" w:semiHidden="1" w:unhideWhenUsed="1"/>
-    <w:lsdException w:name="Table List 2" w:semiHidden="1" w:unhideWhenUsed="1"/>
-    <w:lsdException w:name="Table List 3" w:semiHidden="1" w:unhideWhenUsed="1"/>
-    <w:lsdException w:name="Table List 4" w:semiHidden="1" w:unhideWhenUsed="1"/>
-    <w:lsdException w:name="Table List 5" w:semiHidden="1" w:unhideWhenUsed="1"/>
-    <w:lsdException w:name="Table List 6" w:semiHidden="1" w:unhideWhenUsed="1"/>
-    <w:lsdException w:name="Table List 7" w:semiHidden="1" w:unhideWhenUsed="1"/>
-    <w:lsdException w:name="Table List 8" w:semiHidden="1" w:unhideWhenUsed="1"/>
-    <w:lsdException w:name="Table 3D effects 1" w:semiHidden="1" w:unhideWhenUsed="1"/>
-    <w:lsdException w:name="Table 3D effects 2" w:semiHidden="1" w:unhideWhenUsed="1"/>
-    <w:lsdException w:name="Table 3D effects 3" w:semiHidden="1" w:unhideWhenUsed="1"/>
-    <w:lsdException w:name="Table Contemporary" w:semiHidden="1" w:unhideWhenUsed="1"/>
-    <w:lsdException w:name="Table Elegant" w:semiHidden="1" w:unhideWhenUsed="1"/>
-    <w:lsdException w:name="Table Professional" w:semiHidden="1" w:unhideWhenUsed="1"/>
-    <w:lsdException w:name="Table Subtle 1" w:semiHidden="1" w:unhideWhenUsed="1"/>
-    <w:lsdException w:name="Table Subtle 2" w:semiHidden="1" w:unhideWhenUsed="1"/>
-    <w:lsdException w:name="Table Web 1" w:semiHidden="1" w:unhideWhenUsed="1"/>
-    <w:lsdException w:name="Table Web 2" w:semiHidden="1" w:unhideWhenUsed="1"/>
-    <w:lsdException w:name="Table Web 3" w:semiHidden="1" w:unhideWhenUsed="1"/>
-    <w:lsdException w:name="Balloon Text" w:semiHidden="1" w:unhideWhenUsed="1"/>
-    <w:lsdException w:name="Table Grid" w:uiPriority="39"/>
-    <w:lsdException w:name="Table Theme" w:semiHidden="1" w:unhideWhenUsed="1"/>
-    <w:lsdException w:name="Placeholder Text" w:semiHidden="1"/>
-    <w:lsdException w:name="No Spacing" w:uiPriority="1" w:qFormat="1"/>
-    <w:lsdException w:name="Light Shading" w:uiPriority="60"/>
-    <w:lsdException w:name="Light List" w:uiPriority="61"/>
-    <w:lsdException w:name="Light Grid" w:uiPriority="62"/>
-    <w:lsdException w:name="Medium Shading 1" w:uiPriority="63"/>
-    <w:lsdException w:name="Medium Shading 2" w:uiPriority="64"/>
-    <w:lsdException w:name="Medium List 1" w:uiPriority="65"/>
-    <w:lsdException w:name="Medium List 2" w:uiPriority="66"/>
-    <w:lsdException w:name="Medium Grid 1" w:uiPriority="67"/>
-    <w:lsdException w:name="Medium Grid 2" w:uiPriority="68"/>
-    <w:lsdException w:name="Medium Grid 3" w:uiPriority="69"/>
-    <w:lsdException w:name="Dark List" w:uiPriority="70"/>
-    <w:lsdException w:name="Colorful Shading" w:uiPriority="71"/>
-    <w:lsdException w:name="Colorful List" w:uiPriority="72"/>
-    <w:lsdException w:name="Colorful Grid" w:uiPriority="73"/>
-    <w:lsdException w:name="Light Shading Accent 1" w:uiPriority="60"/>
-    <w:lsdException w:name="Light List Accent 1" w:uiPriority="61"/>
-    <w:lsdException w:name="Light Grid Accent 1" w:uiPriority="62"/>
-    <w:lsdException w:name="Medium Shading 1 Accent 1" w:uiPriority="63"/>
-    <w:lsdException w:name="Medium Shading 2 Accent 1" w:uiPriority="64"/>
-    <w:lsdException w:name="Medium List 1 Accent 1" w:uiPriority="65"/>
-    <w:lsdException w:name="Revision" w:semiHidden="1"/>
-    <w:lsdException w:name="List Paragraph" w:uiPriority="34" w:qFormat="1"/>
-    <w:lsdException w:name="Quote" w:uiPriority="29" w:qFormat="1"/>
-    <w:lsdException w:name="Intense Quote" w:uiPriority="30" w:qFormat="1"/>
-    <w:lsdException w:name="Medium List 2 Accent 1" w:uiPriority="66"/>
-    <w:lsdException w:name="Medium Grid 1 Accent 1" w:uiPriority="67"/>
-    <w:lsdException w:name="Medium Grid 2 Accent 1" w:uiPriority="68"/>
-    <w:lsdException w:name="Medium Grid 3 Accent 1" w:uiPriority="69"/>
-    <w:lsdException w:name="Dark List Accent 1" w:uiPriority="70"/>
-    <w:lsdException w:name="Colorful Shading Accent 1" w:uiPriority="71"/>
-    <w:lsdException w:name="Colorful List Accent 1" w:uiPriority="72"/>
-    <w:lsdException w:name="Colorful Grid Accent 1" w:uiPriority="73"/>
-    <w:lsdException w:name="Light Shading Accent 2" w:uiPriority="60"/>
-    <w:lsdException w:name="Light List Accent 2" w:uiPriority="61"/>
-    <w:lsdException w:name="Light Grid Accent 2" w:uiPriority="62"/>
-    <w:lsdException w:name="Medium Shading 1 Accent 2" w:uiPriority="63"/>
-    <w:lsdException w:name="Medium Shading 2 Accent 2" w:uiPriority="64"/>
-    <w:lsdException w:name="Medium List 1 Accent 2" w:uiPriority="65"/>
-    <w:lsdException w:name="Medium List 2 Accent 2" w:uiPriority="66"/>
-    <w:lsdException w:name="Medium Grid 1 Accent 2" w:uiPriority="67"/>
-    <w:lsdException w:name="Medium Grid 2 Accent 2" w:uiPriority="68"/>
-    <w:lsdException w:name="Medium Grid 3 Accent 2" w:uiPriority="69"/>
-    <w:lsdException w:name="Dark List Accent 2" w:uiPriority="70"/>
-    <w:lsdException w:name="Colorful Shading Accent 2" w:uiPriority="71"/>
-    <w:lsdException w:name="Colorful List Accent 2" w:uiPriority="72"/>
-    <w:lsdException w:name="Colorful Grid Accent 2" w:uiPriority="73"/>
-    <w:lsdException w:name="Light Shading Accent 3" w:uiPriority="60"/>
-    <w:lsdException w:name="Light List Accent 3" w:uiPriority="61"/>
-    <w:lsdException w:name="Light Grid Accent 3" w:uiPriority="62"/>
-    <w:lsdException w:name="Medium Shading 1 Accent 3" w:uiPriority="63"/>
-    <w:lsdException w:name="Medium Shading 2 Accent 3" w:uiPriority="64"/>
-    <w:lsdException w:name="Medium List 1 Accent 3" w:uiPriority="65"/>
-    <w:lsdException w:name="Medium List 2 Accent 3" w:uiPriority="66"/>
-    <w:lsdException w:name="Medium Grid 1 Accent 3" w:uiPriority="67"/>
-    <w:lsdException w:name="Medium Grid 2 Accent 3" w:uiPriority="68"/>
-    <w:lsdException w:name="Medium Grid 3 Accent 3" w:uiPriority="69"/>
-    <w:lsdException w:name="Dark List Accent 3" w:uiPriority="70"/>
-    <w:lsdException w:name="Colorful Shading Accent 3" w:uiPriority="71"/>
-    <w:lsdException w:name="Colorful List Accent 3" w:uiPriority="72"/>
-    <w:lsdException w:name="Colorful Grid Accent 3" w:uiPriority="73"/>
-    <w:lsdException w:name="Light Shading Accent 4" w:uiPriority="60"/>
-    <w:lsdException w:name="Light List Accent 4" w:uiPriority="61"/>
-    <w:lsdException w:name="Light Grid Accent 4" w:uiPriority="62"/>
-    <w:lsdException w:name="Medium Shading 1 Accent 4" w:uiPriority="63"/>
-    <w:lsdException w:name="Medium Shading 2 Accent 4" w:uiPriority="64"/>
-    <w:lsdException w:name="Medium List 1 Accent 4" w:uiPriority="65"/>
-    <w:lsdException w:name="Medium List 2 Accent 4" w:uiPriority="66"/>
-    <w:lsdException w:name="Medium Grid 1 Accent 4" w:uiPriority="67"/>
-    <w:lsdException w:name="Medium Grid 2 Accent 4" w:uiPriority="68"/>
-    <w:lsdException w:name="Medium Grid 3 Accent 4" w:uiPriority="69"/>
-    <w:lsdException w:name="Dark List Accent 4" w:uiPriority="70"/>
-    <w:lsdException w:name="Colorful Shading Accent 4" w:uiPriority="71"/>
-    <w:lsdException w:name="Colorful List Accent 4" w:uiPriority="72"/>
-    <w:lsdException w:name="Colorful Grid Accent 4" w:uiPriority="73"/>
-    <w:lsdException w:name="Light Shading Accent 5" w:uiPriority="60"/>
-    <w:lsdException w:name="Light List Accent 5" w:uiPriority="61"/>
-    <w:lsdException w:name="Light Grid Accent 5" w:uiPriority="62"/>
-    <w:lsdException w:name="Medium Shading 1 Accent 5" w:uiPriority="63"/>
-    <w:lsdException w:name="Medium Shading 2 Accent 5" w:uiPriority="64"/>
-    <w:lsdException w:name="Medium List 1 Accent 5" w:uiPriority="65"/>
-    <w:lsdException w:name="Medium List 2 Accent 5" w:uiPriority="66"/>
-    <w:lsdException w:name="Medium Grid 1 Accent 5" w:uiPriority="67"/>
-    <w:lsdException w:name="Medium Grid 2 Accent 5" w:uiPriority="68"/>
-    <w:lsdException w:name="Medium Grid 3 Accent 5" w:uiPriority="69"/>
-    <w:lsdException w:name="Dark List Accent 5" w:uiPriority="70"/>
-    <w:lsdException w:name="Colorful Shading Accent 5" w:uiPriority="71"/>
-    <w:lsdException w:name="Colorful List Accent 5" w:uiPriority="72"/>
-    <w:lsdException w:name="Colorful Grid Accent 5" w:uiPriority="73"/>
-    <w:lsdException w:name="Light Shading Accent 6" w:uiPriority="60"/>
-    <w:lsdException w:name="Light List Accent 6" w:uiPriority="61"/>
-    <w:lsdException w:name="Light Grid Accent 6" w:uiPriority="62"/>
-    <w:lsdException w:name="Medium Shading 1 Accent 6" w:uiPriority="63"/>
-    <w:lsdException w:name="Medium Shading 2 Accent 6" w:uiPriority="64"/>
-    <w:lsdException w:name="Medium List 1 Accent 6" w:uiPriority="65"/>
-    <w:lsdException w:name="Medium List 2 Accent 6" w:uiPriority="66"/>
-    <w:lsdException w:name="Medium Grid 1 Accent 6" w:uiPriority="67"/>
-    <w:lsdException w:name="Medium Grid 2 Accent 6" w:uiPriority="68"/>
-    <w:lsdException w:name="Medium Grid 3 Accent 6" w:uiPriority="69"/>
-    <w:lsdException w:name="Dark List Accent 6" w:uiPriority="70"/>
-    <w:lsdException w:name="Colorful Shading Accent 6" w:uiPriority="71"/>
-    <w:lsdException w:name="Colorful List Accent 6" w:uiPriority="72"/>
-    <w:lsdException w:name="Colorful Grid Accent 6" w:uiPriority="73"/>
-    <w:lsdException w:name="Subtle Emphasis" w:uiPriority="19" w:qFormat="1"/>
-    <w:lsdException w:name="Intense Emphasis" w:uiPriority="21" w:qFormat="1"/>
-    <w:lsdException w:name="Subtle Reference" w:uiPriority="31" w:qFormat="1"/>
-    <w:lsdException w:name="Intense Reference" w:uiPriority="32" w:qFormat="1"/>
-    <w:lsdException w:name="Book Title" w:uiPriority="33" w:qFormat="1"/>
-    <w:lsdException w:name="Bibliography" w:semiHidden="1" w:uiPriority="37" w:unhideWhenUsed="1"/>
-    <w:lsdException w:name="TOC Heading" w:semiHidden="1" w:uiPriority="39" w:unhideWhenUsed="1" w:qFormat="1"/>
-    <w:lsdException w:name="Plain Table 1" w:uiPriority="41"/>
-    <w:lsdException w:name="Plain Table 2" w:uiPriority="42"/>
-    <w:lsdException w:name="Plain Table 3" w:uiPriority="43"/>
-    <w:lsdException w:name="Plain Table 4" w:uiPriority="44"/>
-    <w:lsdException w:name="Plain Table 5" w:uiPriority="45"/>
-    <w:lsdException w:name="Grid Table Light" w:uiPriority="40"/>
-    <w:lsdException w:name="Grid Table 1 Light" w:uiPriority="46"/>
-    <w:lsdException w:name="Grid Table 2" w:uiPriority="47"/>
-    <w:lsdException w:name="Grid Table 3" w:uiPriority="48"/>
-    <w:lsdException w:name="Grid Table 4" w:uiPriority="49"/>
-    <w:lsdException w:name="Grid Table 5 Dark" w:uiPriority="50"/>
-    <w:lsdException w:name="Grid Table 6 Colorful" w:uiPriority="51"/>
-    <w:lsdException w:name="Grid Table 7 Colorful" w:uiPriority="52"/>
-    <w:lsdException w:name="Grid Table 1 Light Accent 1" w:uiPriority="46"/>
-    <w:lsdException w:name="Grid Table 2 Accent 1" w:uiPriority="47"/>
-    <w:lsdException w:name="Grid Table 3 Accent 1" w:uiPriority="48"/>
-    <w:lsdException w:name="Grid Table 4 Accent 1" w:uiPriority="49"/>
-    <w:lsdException w:name="Grid Table 5 Dark Accent 1" w:uiPriority="50"/>
-    <w:lsdException w:name="Grid Table 6 Colorful Accent 1" w:uiPriority="51"/>
-    <w:lsdException w:name="Grid Table 7 Colorful Accent 1" w:uiPriority="52"/>
-    <w:lsdException w:name="Grid Table 1 Light Accent 2" w:uiPriority="46"/>
-    <w:lsdException w:name="Grid Table 2 Accent 2" w:uiPriority="47"/>
-    <w:lsdException w:name="Grid Table 3 Accent 2" w:uiPriority="48"/>
-    <w:lsdException w:name="Grid Table 4 Accent 2" w:uiPriority="49"/>
-    <w:lsdException w:name="Grid Table 5 Dark Accent 2" w:uiPriority="50"/>
-    <w:lsdException w:name="Grid Table 6 Colorful Accent 2" w:uiPriority="51"/>
-    <w:lsdException w:name="Grid Table 7 Colorful Accent 2" w:uiPriority="52"/>
-    <w:lsdException w:name="Grid Table 1 Light Accent 3" w:uiPriority="46"/>
-    <w:lsdException w:name="Grid Table 2 Accent 3" w:uiPriority="47"/>
-    <w:lsdException w:name="Grid Table 3 Accent 3" w:uiPriority="48"/>
-    <w:lsdException w:name="Grid Table 4 Accent 3" w:uiPriority="49"/>
-    <w:lsdException w:name="Grid Table 5 Dark Accent 3" w:uiPriority="50"/>
-    <w:lsdException w:name="Grid Table 6 Colorful Accent 3" w:uiPriority="51"/>
-    <w:lsdException w:name="Grid Table 7 Colorful Accent 3" w:uiPriority="52"/>
-    <w:lsdException w:name="Grid Table 1 Light Accent 4" w:uiPriority="46"/>
-    <w:lsdException w:name="Grid Table 2 Accent 4" w:uiPriority="47"/>
-    <w:lsdException w:name="Grid Table 3 Accent 4" w:uiPriority="48"/>
-    <w:lsdException w:name="Grid Table 4 Accent 4" w:uiPriority="49"/>
-    <w:lsdException w:name="Grid Table 5 Dark Accent 4" w:uiPriority="50"/>
-    <w:lsdException w:name="Grid Table 6 Colorful Accent 4" w:uiPriority="51"/>
-    <w:lsdException w:name="Grid Table 7 Colorful Accent 4" w:uiPriority="52"/>
-    <w:lsdException w:name="Grid Table 1 Light Accent 5" w:uiPriority="46"/>
-    <w:lsdException w:name="Grid Table 2 Accent 5" w:uiPriority="47"/>
-    <w:lsdException w:name="Grid Table 3 Accent 5" w:uiPriority="48"/>
-    <w:lsdException w:name="Grid Table 4 Accent 5" w:uiPriority="49"/>
-    <w:lsdException w:name="Grid Table 5 Dark Accent 5" w:uiPriority="50"/>
-    <w:lsdException w:name="Grid Table 6 Colorful Accent 5" w:uiPriority="51"/>
-    <w:lsdException w:name="Grid Table 7 Colorful Accent 5" w:uiPriority="52"/>
-    <w:lsdException w:name="Grid Table 1 Light Accent 6" w:uiPriority="46"/>
-    <w:lsdException w:name="Grid Table 2 Accent 6" w:uiPriority="47"/>
-    <w:lsdException w:name="Grid Table 3 Accent 6" w:uiPriority="48"/>
-    <w:lsdException w:name="Grid Table 4 Accent 6" w:uiPriority="49"/>
-    <w:lsdException w:name="Grid Table 5 Dark Accent 6" w:uiPriority="50"/>
-    <w:lsdException w:name="Grid Table 6 Colorful Accent 6" w:uiPriority="51"/>
-    <w:lsdException w:name="Grid Table 7 Colorful Accent 6" w:uiPriority="52"/>
-    <w:lsdException w:name="List Table 1 Light" w:uiPriority="46"/>
-    <w:lsdException w:name="List Table 2" w:uiPriority="47"/>
-    <w:lsdException w:name="List Table 3" w:uiPriority="48"/>
-    <w:lsdException w:name="List Table 4" w:uiPriority="49"/>
-    <w:lsdException w:name="List Table 5 Dark" w:uiPriority="50"/>
-    <w:lsdException w:name="List Table 6 Colorful" w:uiPriority="51"/>
-    <w:lsdException w:name="List Table 7 Colorful" w:uiPriority="52"/>
-    <w:lsdException w:name="List Table 1 Light Accent 1" w:uiPriority="46"/>
-    <w:lsdException w:name="List Table 2 Accent 1" w:uiPriority="47"/>
-    <w:lsdException w:name="List Table 3 Accent 1" w:uiPriority="48"/>
-    <w:lsdException w:name="List Table 4 Accent 1" w:uiPriority="49"/>
-    <w:lsdException w:name="List Table 5 Dark Accent 1" w:uiPriority="50"/>
-    <w:lsdException w:name="List Table 6 Colorful Accent 1" w:uiPriority="51"/>
-    <w:lsdException w:name="List Table 7 Colorful Accent 1" w:uiPriority="52"/>
-    <w:lsdException w:name="List Table 1 Light Accent 2" w:uiPriority="46"/>
-    <w:lsdException w:name="List Table 2 Accent 2" w:uiPriority="47"/>
-    <w:lsdException w:name="List Table 3 Accent 2" w:uiPriority="48"/>
-    <w:lsdException w:name="List Table 4 Accent 2" w:uiPriority="49"/>
-    <w:lsdException w:name="List Table 5 Dark Accent 2" w:uiPriority="50"/>
-    <w:lsdException w:name="List Table 6 Colorful Accent 2" w:uiPriority="51"/>
-    <w:lsdException w:name="List Table 7 Colorful Accent 2" w:uiPriority="52"/>
-    <w:lsdException w:name="List Table 1 Light Accent 3" w:uiPriority="46"/>
-    <w:lsdException w:name="List Table 2 Accent 3" w:uiPriority="47"/>
-    <w:lsdException w:name="List Table 3 Accent 3" w:uiPriority="48"/>
-    <w:lsdException w:name="List Table 4 Accent 3" w:uiPriority="49"/>
-    <w:lsdException w:name="List Table 5 Dark Accent 3" w:uiPriority="50"/>
-    <w:lsdException w:name="List Table 6 Colorful Accent 3" w:uiPriority="51"/>
-    <w:lsdException w:name="List Table 7 Colorful Accent 3" w:uiPriority="52"/>
-    <w:lsdException w:name="List Table 1 Light Accent 4" w:uiPriority="46"/>
-    <w:lsdException w:name="List Table 2 Accent 4" w:uiPriority="47"/>
-    <w:lsdException w:name="List Table 3 Accent 4" w:uiPriority="48"/>
-    <w:lsdException w:name="List Table 4 Accent 4" w:uiPriority="49"/>
-    <w:lsdException w:name="List Table 5 Dark Accent 4" w:uiPriority="50"/>
-    <w:lsdException w:name="List Table 6 Colorful Accent 4" w:uiPriority="51"/>
-    <w:lsdException w:name="List Table 7 Colorful Accent 4" w:uiPriority="52"/>
-    <w:lsdException w:name="List Table 1 Light Accent 5" w:uiPriority="46"/>
-    <w:lsdException w:name="List Table 2 Accent 5" w:uiPriority="47"/>
-    <w:lsdException w:name="List Table 3 Accent 5" w:uiPriority="48"/>
-    <w:lsdException w:name="List Table 4 Accent 5" w:uiPriority="49"/>
-    <w:lsdException w:name="List Table 5 Dark Accent 5" w:uiPriority="50"/>
-    <w:lsdException w:name="List Table 6 Colorful Accent 5" w:uiPriority="51"/>
-    <w:lsdException w:name="List Table 7 Colorful Accent 5" w:uiPriority="52"/>
-    <w:lsdException w:name="List Table 1 Light Accent 6" w:uiPriority="46"/>
-    <w:lsdException w:name="List Table 2 Accent 6" w:uiPriority="47"/>
-    <w:lsdException w:name="List Table 3 Accent 6" w:uiPriority="48"/>
-    <w:lsdException w:name="List Table 4 Accent 6" w:uiPriority="49"/>
-    <w:lsdException w:name="List Table 5 Dark Accent 6" w:uiPriority="50"/>
-    <w:lsdException w:name="List Table 6 Colorful Accent 6" w:uiPriority="51"/>
-    <w:lsdException w:name="List Table 7 Colorful Accent 6" w:uiPriority="52"/>
-    <w:lsdException w:name="Mention" w:semiHidden="1" w:unhideWhenUsed="1"/>
-    <w:lsdException w:name="Smart Hyperlink" w:semiHidden="1" w:unhideWhenUsed="1"/>
-    <w:lsdException w:name="Hashtag" w:semiHidden="1" w:unhideWhenUsed="1"/>
-    <w:lsdException w:name="Unresolved Mention" w:semiHidden="1" w:unhideWhenUsed="1"/>
-    <w:lsdException w:name="Smart Link" w:semiHidden="1" w:unhideWhenUsed="1"/>
+  <w:latentStyles w:defLockedState="0" w:defUIPriority="99" w:defSemiHidden="1" w:defUnhideWhenUsed="1" w:defQFormat="0" w:count="267">
+    <w:lsdException w:name="Normal" w:semiHidden="0" w:uiPriority="0" w:unhideWhenUsed="0" w:qFormat="1"/>
+    <w:lsdException w:name="heading 1" w:semiHidden="0" w:uiPriority="9" w:unhideWhenUsed="0" w:qFormat="1"/>
+    <w:lsdException w:name="heading 2" w:uiPriority="9" w:qFormat="1"/>
+    <w:lsdException w:name="heading 3" w:uiPriority="9" w:qFormat="1"/>
+    <w:lsdException w:name="heading 4" w:uiPriority="9" w:qFormat="1"/>
+    <w:lsdException w:name="heading 5" w:uiPriority="9" w:qFormat="1"/>
+    <w:lsdException w:name="heading 6" w:uiPriority="9" w:qFormat="1"/>
+    <w:lsdException w:name="heading 7" w:uiPriority="9" w:qFormat="1"/>
+    <w:lsdException w:name="heading 8" w:uiPriority="9" w:qFormat="1"/>
+    <w:lsdException w:name="heading 9" w:uiPriority="9" w:qFormat="1"/>
+    <w:lsdException w:name="toc 1" w:uiPriority="39"/>
+    <w:lsdException w:name="toc 2" w:uiPriority="39"/>
+    <w:lsdException w:name="toc 3" w:uiPriority="39"/>
+    <w:lsdException w:name="toc 4" w:uiPriority="39"/>
+    <w:lsdException w:name="toc 5" w:uiPriority="39"/>
+    <w:lsdException w:name="toc 6" w:uiPriority="39"/>
+    <w:lsdException w:name="toc 7" w:uiPriority="39"/>
+    <w:lsdException w:name="toc 8" w:uiPriority="39"/>
+    <w:lsdException w:name="toc 9" w:uiPriority="39"/>
+    <w:lsdException w:name="caption" w:uiPriority="35" w:qFormat="1"/>
+    <w:lsdException w:name="Title" w:semiHidden="0" w:uiPriority="10" w:unhideWhenUsed="0" w:qFormat="1"/>
+    <w:lsdException w:name="Default Paragraph Font" w:uiPriority="1"/>
+    <w:lsdException w:name="Subtitle" w:semiHidden="0" w:uiPriority="11" w:unhideWhenUsed="0" w:qFormat="1"/>
+    <w:lsdException w:name="Strong" w:semiHidden="0" w:uiPriority="22" w:unhideWhenUsed="0" w:qFormat="1"/>
+    <w:lsdException w:name="Emphasis" w:semiHidden="0" w:uiPriority="20" w:unhideWhenUsed="0" w:qFormat="1"/>
+    <w:lsdException w:name="Table Grid" w:semiHidden="0" w:uiPriority="39" w:unhideWhenUsed="0"/>
+    <w:lsdException w:name="Placeholder Text" w:unhideWhenUsed="0"/>
+    <w:lsdException w:name="No Spacing" w:semiHidden="0" w:uiPriority="1" w:unhideWhenUsed="0" w:qFormat="1"/>
+    <w:lsdException w:name="Light Shading" w:semiHidden="0" w:uiPriority="60" w:unhideWhenUsed="0"/>
+    <w:lsdException w:name="Light List" w:semiHidden="0" w:uiPriority="61" w:unhideWhenUsed="0"/>
+    <w:lsdException w:name="Light Grid" w:semiHidden="0" w:uiPriority="62" w:unhideWhenUsed="0"/>
+    <w:lsdException w:name="Medium Shading 1" w:semiHidden="0" w:uiPriority="63" w:unhideWhenUsed="0"/>
+    <w:lsdException w:name="Medium Shading 2" w:semiHidden="0" w:uiPriority="64" w:unhideWhenUsed="0"/>
+    <w:lsdException w:name="Medium List 1" w:semiHidden="0" w:uiPriority="65" w:unhideWhenUsed="0"/>
+    <w:lsdException w:name="Medium List 2" w:semiHidden="0" w:uiPriority="66" w:unhideWhenUsed="0"/>
+    <w:lsdException w:name="Medium Grid 1" w:semiHidden="0" w:uiPriority="67" w:unhideWhenUsed="0"/>
+    <w:lsdException w:name="Medium Grid 2" w:semiHidden="0" w:uiPriority="68" w:unhideWhenUsed="0"/>
+    <w:lsdException w:name="Medium Grid 3" w:semiHidden="0" w:uiPriority="69" w:unhideWhenUsed="0"/>
+    <w:lsdException w:name="Dark List" w:semiHidden="0" w:uiPriority="70" w:unhideWhenUsed="0"/>
+    <w:lsdException w:name="Colorful Shading" w:semiHidden="0" w:uiPriority="71" w:unhideWhenUsed="0"/>
+    <w:lsdException w:name="Colorful List" w:semiHidden="0" w:uiPriority="72" w:unhideWhenUsed="0"/>
+    <w:lsdException w:name="Colorful Grid" w:semiHidden="0" w:uiPriority="73" w:unhideWhenUsed="0"/>
+    <w:lsdException w:name="Light Shading Accent 1" w:semiHidden="0" w:uiPriority="60" w:unhideWhenUsed="0"/>
+    <w:lsdException w:name="Light List Accent 1" w:semiHidden="0" w:uiPriority="61" w:unhideWhenUsed="0"/>
+    <w:lsdException w:name="Light Grid Accent 1" w:semiHidden="0" w:uiPriority="62" w:unhideWhenUsed="0"/>
+    <w:lsdException w:name="Medium Shading 1 Accent 1" w:semiHidden="0" w:uiPriority="63" w:unhideWhenUsed="0"/>
+    <w:lsdException w:name="Medium Shading 2 Accent 1" w:semiHidden="0" w:uiPriority="64" w:unhideWhenUsed="0"/>
+    <w:lsdException w:name="Medium List 1 Accent 1" w:semiHidden="0" w:uiPriority="65" w:unhideWhenUsed="0"/>
+    <w:lsdException w:name="Revision" w:unhideWhenUsed="0"/>
+    <w:lsdException w:name="List Paragraph" w:semiHidden="0" w:uiPriority="34" w:unhideWhenUsed="0" w:qFormat="1"/>
+    <w:lsdException w:name="Quote" w:semiHidden="0" w:uiPriority="29" w:unhideWhenUsed="0" w:qFormat="1"/>
+    <w:lsdException w:name="Intense Quote" w:semiHidden="0" w:uiPriority="30" w:unhideWhenUsed="0" w:qFormat="1"/>
+    <w:lsdException w:name="Medium List 2 Accent 1" w:semiHidden="0" w:uiPriority="66" w:unhideWhenUsed="0"/>
+    <w:lsdException w:name="Medium Grid 1 Accent 1" w:semiHidden="0" w:uiPriority="67" w:unhideWhenUsed="0"/>
+    <w:lsdException w:name="Medium Grid 2 Accent 1" w:semiHidden="0" w:uiPriority="68" w:unhideWhenUsed="0"/>
+    <w:lsdException w:name="Medium Grid 3 Accent 1" w:semiHidden="0" w:uiPriority="69" w:unhideWhenUsed="0"/>
+    <w:lsdException w:name="Dark List Accent 1" w:semiHidden="0" w:uiPriority="70" w:unhideWhenUsed="0"/>
+    <w:lsdException w:name="Colorful Shading Accent 1" w:semiHidden="0" w:uiPriority="71" w:unhideWhenUsed="0"/>
+    <w:lsdException w:name="Colorful List Accent 1" w:semiHidden="0" w:uiPriority="72" w:unhideWhenUsed="0"/>
+    <w:lsdException w:name="Colorful Grid Accent 1" w:semiHidden="0" w:uiPriority="73" w:unhideWhenUsed="0"/>
+    <w:lsdException w:name="Light Shading Accent 2" w:semiHidden="0" w:uiPriority="60" w:unhideWhenUsed="0"/>
+    <w:lsdException w:name="Light List Accent 2" w:semiHidden="0" w:uiPriority="61" w:unhideWhenUsed="0"/>
+    <w:lsdException w:name="Light Grid Accent 2" w:semiHidden="0" w:uiPriority="62" w:unhideWhenUsed="0"/>
+    <w:lsdException w:name="Medium Shading 1 Accent 2" w:semiHidden="0" w:uiPriority="63" w:unhideWhenUsed="0"/>
+    <w:lsdException w:name="Medium Shading 2 Accent 2" w:semiHidden="0" w:uiPriority="64" w:unhideWhenUsed="0"/>
+    <w:lsdException w:name="Medium List 1 Accent 2" w:semiHidden="0" w:uiPriority="65" w:unhideWhenUsed="0"/>
+    <w:lsdException w:name="Medium List 2 Accent 2" w:semiHidden="0" w:uiPriority="66" w:unhideWhenUsed="0"/>
+    <w:lsdException w:name="Medium Grid 1 Accent 2" w:semiHidden="0" w:uiPriority="67" w:unhideWhenUsed="0"/>
+    <w:lsdException w:name="Medium Grid 2 Accent 2" w:semiHidden="0" w:uiPriority="68" w:unhideWhenUsed="0"/>
+    <w:lsdException w:name="Medium Grid 3 Accent 2" w:semiHidden="0" w:uiPriority="69" w:unhideWhenUsed="0"/>
+    <w:lsdException w:name="Dark List Accent 2" w:semiHidden="0" w:uiPriority="70" w:unhideWhenUsed="0"/>
+    <w:lsdException w:name="Colorful Shading Accent 2" w:semiHidden="0" w:uiPriority="71" w:unhideWhenUsed="0"/>
+    <w:lsdException w:name="Colorful List Accent 2" w:semiHidden="0" w:uiPriority="72" w:unhideWhenUsed="0"/>
+    <w:lsdException w:name="Colorful Grid Accent 2" w:semiHidden="0" w:uiPriority="73" w:unhideWhenUsed="0"/>
+    <w:lsdException w:name="Light Shading Accent 3" w:semiHidden="0" w:uiPriority="60" w:unhideWhenUsed="0"/>
+    <w:lsdException w:name="Light List Accent 3" w:semiHidden="0" w:uiPriority="61" w:unhideWhenUsed="0"/>
+    <w:lsdException w:name="Light Grid Accent 3" w:semiHidden="0" w:uiPriority="62" w:unhideWhenUsed="0"/>
+    <w:lsdException w:name="Medium Shading 1 Accent 3" w:semiHidden="0" w:uiPriority="63" w:unhideWhenUsed="0"/>
+    <w:lsdException w:name="Medium Shading 2 Accent 3" w:semiHidden="0" w:uiPriority="64" w:unhideWhenUsed="0"/>
+    <w:lsdException w:name="Medium List 1 Accent 3" w:semiHidden="0" w:uiPriority="65" w:unhideWhenUsed="0"/>
+    <w:lsdException w:name="Medium List 2 Accent 3" w:semiHidden="0" w:uiPriority="66" w:unhideWhenUsed="0"/>
+    <w:lsdException w:name="Medium Grid 1 Accent 3" w:semiHidden="0" w:uiPriority="67" w:unhideWhenUsed="0"/>
+    <w:lsdException w:name="Medium Grid 2 Accent 3" w:semiHidden="0" w:uiPriority="68" w:unhideWhenUsed="0"/>
+    <w:lsdException w:name="Medium Grid 3 Accent 3" w:semiHidden="0" w:uiPriority="69" w:unhideWhenUsed="0"/>
+    <w:lsdException w:name="Dark List Accent 3" w:semiHidden="0" w:uiPriority="70" w:unhideWhenUsed="0"/>
+    <w:lsdException w:name="Colorful Shading Accent 3" w:semiHidden="0" w:uiPriority="71" w:unhideWhenUsed="0"/>
+    <w:lsdException w:name="Colorful List Accent 3" w:semiHidden="0" w:uiPriority="72" w:unhideWhenUsed="0"/>
+    <w:lsdException w:name="Colorful Grid Accent 3" w:semiHidden="0" w:uiPriority="73" w:unhideWhenUsed="0"/>
+    <w:lsdException w:name="Light Shading Accent 4" w:semiHidden="0" w:uiPriority="60" w:unhideWhenUsed="0"/>
+    <w:lsdException w:name="Light List Accent 4" w:semiHidden="0" w:uiPriority="61" w:unhideWhenUsed="0"/>
+    <w:lsdException w:name="Light Grid Accent 4" w:semiHidden="0" w:uiPriority="62" w:unhideWhenUsed="0"/>
+    <w:lsdException w:name="Medium Shading 1 Accent 4" w:semiHidden="0" w:uiPriority="63" w:unhideWhenUsed="0"/>
+    <w:lsdException w:name="Medium Shading 2 Accent 4" w:semiHidden="0" w:uiPriority="64" w:unhideWhenUsed="0"/>
+    <w:lsdException w:name="Medium List 1 Accent 4" w:semiHidden="0" w:uiPriority="65" w:unhideWhenUsed="0"/>
+    <w:lsdException w:name="Medium List 2 Accent 4" w:semiHidden="0" w:uiPriority="66" w:unhideWhenUsed="0"/>
+    <w:lsdException w:name="Medium Grid 1 Accent 4" w:semiHidden="0" w:uiPriority="67" w:unhideWhenUsed="0"/>
+    <w:lsdException w:name="Medium Grid 2 Accent 4" w:semiHidden="0" w:uiPriority="68" w:unhideWhenUsed="0"/>
+    <w:lsdException w:name="Medium Grid 3 Accent 4" w:semiHidden="0" w:uiPriority="69" w:unhideWhenUsed="0"/>
+    <w:lsdException w:name="Dark List Accent 4" w:semiHidden="0" w:uiPriority="70" w:unhideWhenUsed="0"/>
+    <w:lsdException w:name="Colorful Shading Accent 4" w:semiHidden="0" w:uiPriority="71" w:unhideWhenUsed="0"/>
+    <w:lsdException w:name="Colorful List Accent 4" w:semiHidden="0" w:uiPriority="72" w:unhideWhenUsed="0"/>
+    <w:lsdException w:name="Colorful Grid Accent 4" w:semiHidden="0" w:uiPriority="73" w:unhideWhenUsed="0"/>
+    <w:lsdException w:name="Light Shading Accent 5" w:semiHidden="0" w:uiPriority="60" w:unhideWhenUsed="0"/>
+    <w:lsdException w:name="Light List Accent 5" w:semiHidden="0" w:uiPriority="61" w:unhideWhenUsed="0"/>
+    <w:lsdException w:name="Light Grid Accent 5" w:semiHidden="0" w:uiPriority="62" w:unhideWhenUsed="0"/>
+    <w:lsdException w:name="Medium Shading 1 Accent 5" w:semiHidden="0" w:uiPriority="63" w:unhideWhenUsed="0"/>
+    <w:lsdException w:name="Medium Shading 2 Accent 5" w:semiHidden="0" w:uiPriority="64" w:unhideWhenUsed="0"/>
+    <w:lsdException w:name="Medium List 1 Accent 5" w:semiHidden="0" w:uiPriority="65" w:unhideWhenUsed="0"/>
+    <w:lsdException w:name="Medium List 2 Accent 5" w:semiHidden="0" w:uiPriority="66" w:unhideWhenUsed="0"/>
+    <w:lsdException w:name="Medium Grid 1 Accent 5" w:semiHidden="0" w:uiPriority="67" w:unhideWhenUsed="0"/>
+    <w:lsdException w:name="Medium Grid 2 Accent 5" w:semiHidden="0" w:uiPriority="68" w:unhideWhenUsed="0"/>
+    <w:lsdException w:name="Medium Grid 3 Accent 5" w:semiHidden="0" w:uiPriority="69" w:unhideWhenUsed="0"/>
+    <w:lsdException w:name="Dark List Accent 5" w:semiHidden="0" w:uiPriority="70" w:unhideWhenUsed="0"/>
+    <w:lsdException w:name="Colorful Shading Accent 5" w:semiHidden="0" w:uiPriority="71" w:unhideWhenUsed="0"/>
+    <w:lsdException w:name="Colorful List Accent 5" w:semiHidden="0" w:uiPriority="72" w:unhideWhenUsed="0"/>
+    <w:lsdException w:name="Colorful Grid Accent 5" w:semiHidden="0" w:uiPriority="73" w:unhideWhenUsed="0"/>
+    <w:lsdException w:name="Light Shading Accent 6" w:semiHidden="0" w:uiPriority="60" w:unhideWhenUsed="0"/>
+    <w:lsdException w:name="Light List Accent 6" w:semiHidden="0" w:uiPriority="61" w:unhideWhenUsed="0"/>
+    <w:lsdException w:name="Light Grid Accent 6" w:semiHidden="0" w:uiPriority="62" w:unhideWhenUsed="0"/>
+    <w:lsdException w:name="Medium Shading 1 Accent 6" w:semiHidden="0" w:uiPriority="63" w:unhideWhenUsed="0"/>
+    <w:lsdException w:name="Medium Shading 2 Accent 6" w:semiHidden="0" w:uiPriority="64" w:unhideWhenUsed="0"/>
+    <w:lsdException w:name="Medium List 1 Accent 6" w:semiHidden="0" w:uiPriority="65" w:unhideWhenUsed="0"/>
+    <w:lsdException w:name="Medium List 2 Accent 6" w:semiHidden="0" w:uiPriority="66" w:unhideWhenUsed="0"/>
+    <w:lsdException w:name="Medium Grid 1 Accent 6" w:semiHidden="0" w:uiPriority="67" w:unhideWhenUsed="0"/>
+    <w:lsdException w:name="Medium Grid 2 Accent 6" w:semiHidden="0" w:uiPriority="68" w:unhideWhenUsed="0"/>
+    <w:lsdException w:name="Medium Grid 3 Accent 6" w:semiHidden="0" w:uiPriority="69" w:unhideWhenUsed="0"/>
+    <w:lsdException w:name="Dark List Accent 6" w:semiHidden="0" w:uiPriority="70" w:unhideWhenUsed="0"/>
+    <w:lsdException w:name="Colorful Shading Accent 6" w:semiHidden="0" w:uiPriority="71" w:unhideWhenUsed="0"/>
+    <w:lsdException w:name="Colorful List Accent 6" w:semiHidden="0" w:uiPriority="72" w:unhideWhenUsed="0"/>
+    <w:lsdException w:name="Colorful Grid Accent 6" w:semiHidden="0" w:uiPriority="73" w:unhideWhenUsed="0"/>
+    <w:lsdException w:name="Subtle Emphasis" w:semiHidden="0" w:uiPriority="19" w:unhideWhenUsed="0" w:qFormat="1"/>
+    <w:lsdException w:name="Intense Emphasis" w:semiHidden="0" w:uiPriority="21" w:unhideWhenUsed="0" w:qFormat="1"/>
+    <w:lsdException w:name="Subtle Reference" w:semiHidden="0" w:uiPriority="31" w:unhideWhenUsed="0" w:qFormat="1"/>
+    <w:lsdException w:name="Intense Reference" w:semiHidden="0" w:uiPriority="32" w:unhideWhenUsed="0" w:qFormat="1"/>
+    <w:lsdException w:name="Book Title" w:semiHidden="0" w:uiPriority="33" w:unhideWhenUsed="0" w:qFormat="1"/>
+    <w:lsdException w:name="Bibliography" w:uiPriority="37"/>
+    <w:lsdException w:name="TOC Heading" w:uiPriority="39" w:qFormat="1"/>
   </w:latentStyles>
   <w:style w:type="paragraph" w:default="1" w:styleId="a">
     <w:name w:val="Normal"/>
     <w:qFormat/>
+    <w:rsid w:val="001330C0"/>
   </w:style>
   <w:style w:type="paragraph" w:styleId="1">
     <w:name w:val="heading 1"/>
@@ -3133,6 +2962,7 @@
   <w:style w:type="character" w:default="1" w:styleId="a0">
     <w:name w:val="Default Paragraph Font"/>
     <w:uiPriority w:val="1"/>
+    <w:semiHidden/>
     <w:unhideWhenUsed/>
   </w:style>
   <w:style w:type="table" w:default="1" w:styleId="a1">
@@ -3140,6 +2970,7 @@
     <w:uiPriority w:val="99"/>
     <w:semiHidden/>
     <w:unhideWhenUsed/>
+    <w:qFormat/>
     <w:tblPr>
       <w:tblInd w:w="0" w:type="dxa"/>
       <w:tblCellMar>
@@ -3295,7 +3126,7 @@
     </w:rPr>
   </w:style>
   <w:style w:type="character" w:customStyle="1" w:styleId="a4">
-    <w:name w:val="Заголовок Знак"/>
+    <w:name w:val="Название Знак"/>
     <w:basedOn w:val="a0"/>
     <w:link w:val="a3"/>
     <w:uiPriority w:val="10"/>
@@ -3473,6 +3304,7 @@
       <w:spacing w:after="0" w:line="240" w:lineRule="auto"/>
     </w:pPr>
     <w:tblPr>
+      <w:tblInd w:w="0" w:type="dxa"/>
       <w:tblBorders>
         <w:top w:val="single" w:sz="4" w:space="0" w:color="auto"/>
         <w:left w:val="single" w:sz="4" w:space="0" w:color="auto"/>
@@ -3481,12 +3313,48 @@
         <w:insideH w:val="single" w:sz="4" w:space="0" w:color="auto"/>
         <w:insideV w:val="single" w:sz="4" w:space="0" w:color="auto"/>
       </w:tblBorders>
+      <w:tblCellMar>
+        <w:top w:w="0" w:type="dxa"/>
+        <w:left w:w="108" w:type="dxa"/>
+        <w:bottom w:w="0" w:type="dxa"/>
+        <w:right w:w="108" w:type="dxa"/>
+      </w:tblCellMar>
     </w:tblPr>
   </w:style>
   <w:style w:type="character" w:customStyle="1" w:styleId="c9dxtc">
     <w:name w:val="c9dxtc"/>
     <w:basedOn w:val="a0"/>
     <w:rsid w:val="00D73CC5"/>
+  </w:style>
+  <w:style w:type="paragraph" w:styleId="ae">
+    <w:name w:val="Balloon Text"/>
+    <w:basedOn w:val="a"/>
+    <w:link w:val="af"/>
+    <w:uiPriority w:val="99"/>
+    <w:semiHidden/>
+    <w:unhideWhenUsed/>
+    <w:rsid w:val="006B082F"/>
+    <w:pPr>
+      <w:spacing w:after="0" w:line="240" w:lineRule="auto"/>
+    </w:pPr>
+    <w:rPr>
+      <w:rFonts w:ascii="Tahoma" w:hAnsi="Tahoma" w:cs="Tahoma"/>
+      <w:sz w:val="16"/>
+      <w:szCs w:val="16"/>
+    </w:rPr>
+  </w:style>
+  <w:style w:type="character" w:customStyle="1" w:styleId="af">
+    <w:name w:val="Текст выноски Знак"/>
+    <w:basedOn w:val="a0"/>
+    <w:link w:val="ae"/>
+    <w:uiPriority w:val="99"/>
+    <w:semiHidden/>
+    <w:rsid w:val="006B082F"/>
+    <w:rPr>
+      <w:rFonts w:ascii="Tahoma" w:hAnsi="Tahoma" w:cs="Tahoma"/>
+      <w:sz w:val="16"/>
+      <w:szCs w:val="16"/>
+    </w:rPr>
   </w:style>
 </w:styles>
 </file>
@@ -3534,7 +3402,7 @@
     </a:clrScheme>
     <a:fontScheme name="Стандартная">
       <a:majorFont>
-        <a:latin typeface="Calibri Light" panose="020F0302020204030204"/>
+        <a:latin typeface="Calibri Light"/>
         <a:ea typeface=""/>
         <a:cs typeface=""/>
         <a:font script="Jpan" typeface="游ゴシック Light"/>
@@ -3586,7 +3454,7 @@
         <a:font script="Tfng" typeface="Ebrima"/>
       </a:majorFont>
       <a:minorFont>
-        <a:latin typeface="Calibri" panose="020F0502020204030204"/>
+        <a:latin typeface="Calibri"/>
         <a:ea typeface=""/>
         <a:cs typeface=""/>
         <a:font script="Jpan" typeface="游ゴシック"/>
@@ -3780,7 +3648,7 @@
   <a:extraClrSchemeLst/>
   <a:extLst>
     <a:ext uri="{05A4C25C-085E-4340-85A3-A5531E510DB2}">
-      <thm15:themeFamily xmlns:thm15="http://schemas.microsoft.com/office/thememl/2012/main" name="Office Theme" id="{62F939B6-93AF-4DB8-9C6B-D6C7DFDC589F}" vid="{4A3C46E8-61CC-4603-A589-7422A47A8E4A}"/>
+      <thm15:themeFamily xmlns:thm15="http://schemas.microsoft.com/office/thememl/2012/main" xmlns="" name="Office Theme" id="{62F939B6-93AF-4DB8-9C6B-D6C7DFDC589F}" vid="{4A3C46E8-61CC-4603-A589-7422A47A8E4A}"/>
     </a:ext>
   </a:extLst>
 </a:theme>
